--- a/Documentacion ACADEMY GESTOR Izan Franco Anduaga.docx
+++ b/Documentacion ACADEMY GESTOR Izan Franco Anduaga.docx
@@ -1353,29 +1353,7 @@
             <w:sz w:val="24"/>
             <w:szCs w:val="24"/>
           </w:rPr>
-          <w:t>RESU</w:t>
-        </w:r>
-        <w:r>
-          <w:rPr>
-            <w:rStyle w:val="Hipervnculo"/>
-            <w:rFonts w:ascii="Calibri" w:hAnsi="Calibri" w:cs="Calibri"/>
-            <w:b w:val="0"/>
-            <w:noProof/>
-            <w:sz w:val="24"/>
-            <w:szCs w:val="24"/>
-          </w:rPr>
-          <w:t>M</w:t>
-        </w:r>
-        <w:r>
-          <w:rPr>
-            <w:rStyle w:val="Hipervnculo"/>
-            <w:rFonts w:ascii="Calibri" w:hAnsi="Calibri" w:cs="Calibri"/>
-            <w:b w:val="0"/>
-            <w:noProof/>
-            <w:sz w:val="24"/>
-            <w:szCs w:val="24"/>
-          </w:rPr>
-          <w:t>EN</w:t>
+          <w:t>RESUMEN</w:t>
         </w:r>
         <w:r>
           <w:rPr>
@@ -2958,18 +2936,8 @@
           <w:sz w:val="24"/>
           <w:szCs w:val="24"/>
         </w:rPr>
-        <w:t xml:space="preserve">circo de </w:t>
-      </w:r>
-      <w:proofErr w:type="spellStart"/>
-      <w:r>
-        <w:rPr>
-          <w:rFonts w:ascii="Calibri" w:hAnsi="Calibri" w:cs="Calibri"/>
-          <w:sz w:val="24"/>
-          <w:szCs w:val="24"/>
-        </w:rPr>
-        <w:t>Torrelavega</w:t>
-      </w:r>
-      <w:proofErr w:type="spellEnd"/>
+        <w:t>circo de Torrelavega</w:t>
+      </w:r>
       <w:r>
         <w:rPr>
           <w:rFonts w:ascii="Calibri" w:hAnsi="Calibri" w:cs="Calibri"/>
@@ -3892,23 +3860,13 @@
           <w:szCs w:val="24"/>
         </w:rPr>
       </w:pPr>
-      <w:proofErr w:type="spellStart"/>
-      <w:r>
-        <w:rPr>
-          <w:rFonts w:ascii="Calibri" w:hAnsi="Calibri" w:cs="Calibri"/>
-          <w:sz w:val="24"/>
-          <w:szCs w:val="24"/>
-        </w:rPr>
-        <w:t>Obj</w:t>
-      </w:r>
-      <w:proofErr w:type="spellEnd"/>
-      <w:r>
-        <w:rPr>
-          <w:rFonts w:ascii="Calibri" w:hAnsi="Calibri" w:cs="Calibri"/>
-          <w:sz w:val="24"/>
-          <w:szCs w:val="24"/>
-        </w:rPr>
-        <w:t xml:space="preserve"> 1- Automatizar registros de datos de alumnos</w:t>
+      <w:r>
+        <w:rPr>
+          <w:rFonts w:ascii="Calibri" w:hAnsi="Calibri" w:cs="Calibri"/>
+          <w:sz w:val="24"/>
+          <w:szCs w:val="24"/>
+        </w:rPr>
+        <w:t>Obj 1- Automatizar registros de datos de alumnos</w:t>
       </w:r>
     </w:p>
     <w:p>
@@ -3925,23 +3883,13 @@
           <w:szCs w:val="24"/>
         </w:rPr>
       </w:pPr>
-      <w:proofErr w:type="spellStart"/>
-      <w:r>
-        <w:rPr>
-          <w:rFonts w:ascii="Calibri" w:hAnsi="Calibri" w:cs="Calibri"/>
-          <w:sz w:val="24"/>
-          <w:szCs w:val="24"/>
-        </w:rPr>
-        <w:t>Obj</w:t>
-      </w:r>
-      <w:proofErr w:type="spellEnd"/>
-      <w:r>
-        <w:rPr>
-          <w:rFonts w:ascii="Calibri" w:hAnsi="Calibri" w:cs="Calibri"/>
-          <w:sz w:val="24"/>
-          <w:szCs w:val="24"/>
-        </w:rPr>
-        <w:t xml:space="preserve"> 2- Gestionar alumnos: crear, modificar y eliminar alumnos. </w:t>
+      <w:r>
+        <w:rPr>
+          <w:rFonts w:ascii="Calibri" w:hAnsi="Calibri" w:cs="Calibri"/>
+          <w:sz w:val="24"/>
+          <w:szCs w:val="24"/>
+        </w:rPr>
+        <w:t xml:space="preserve">Obj 2- Gestionar alumnos: crear, modificar y eliminar alumnos. </w:t>
       </w:r>
     </w:p>
     <w:p>
@@ -3958,23 +3906,13 @@
           <w:szCs w:val="24"/>
         </w:rPr>
       </w:pPr>
-      <w:proofErr w:type="spellStart"/>
-      <w:r>
-        <w:rPr>
-          <w:rFonts w:ascii="Calibri" w:hAnsi="Calibri" w:cs="Calibri"/>
-          <w:sz w:val="24"/>
-          <w:szCs w:val="24"/>
-        </w:rPr>
-        <w:t>Obj</w:t>
-      </w:r>
-      <w:proofErr w:type="spellEnd"/>
-      <w:r>
-        <w:rPr>
-          <w:rFonts w:ascii="Calibri" w:hAnsi="Calibri" w:cs="Calibri"/>
-          <w:sz w:val="24"/>
-          <w:szCs w:val="24"/>
-        </w:rPr>
-        <w:t xml:space="preserve"> 3- Gestionar </w:t>
+      <w:r>
+        <w:rPr>
+          <w:rFonts w:ascii="Calibri" w:hAnsi="Calibri" w:cs="Calibri"/>
+          <w:sz w:val="24"/>
+          <w:szCs w:val="24"/>
+        </w:rPr>
+        <w:t xml:space="preserve">Obj 3- Gestionar </w:t>
       </w:r>
       <w:r>
         <w:rPr>
@@ -4023,23 +3961,13 @@
           <w:szCs w:val="24"/>
         </w:rPr>
       </w:pPr>
-      <w:proofErr w:type="spellStart"/>
-      <w:r>
-        <w:rPr>
-          <w:rFonts w:ascii="Calibri" w:hAnsi="Calibri" w:cs="Calibri"/>
-          <w:sz w:val="24"/>
-          <w:szCs w:val="24"/>
-        </w:rPr>
-        <w:t>Obj</w:t>
-      </w:r>
-      <w:proofErr w:type="spellEnd"/>
-      <w:r>
-        <w:rPr>
-          <w:rFonts w:ascii="Calibri" w:hAnsi="Calibri" w:cs="Calibri"/>
-          <w:sz w:val="24"/>
-          <w:szCs w:val="24"/>
-        </w:rPr>
-        <w:t xml:space="preserve"> 4- Gestionar</w:t>
+      <w:r>
+        <w:rPr>
+          <w:rFonts w:ascii="Calibri" w:hAnsi="Calibri" w:cs="Calibri"/>
+          <w:sz w:val="24"/>
+          <w:szCs w:val="24"/>
+        </w:rPr>
+        <w:t>Obj 4- Gestionar</w:t>
       </w:r>
       <w:r>
         <w:rPr>
@@ -4080,23 +4008,13 @@
           <w:szCs w:val="24"/>
         </w:rPr>
       </w:pPr>
-      <w:proofErr w:type="spellStart"/>
-      <w:r>
-        <w:rPr>
-          <w:rFonts w:ascii="Calibri" w:hAnsi="Calibri" w:cs="Calibri"/>
-          <w:sz w:val="24"/>
-          <w:szCs w:val="24"/>
-        </w:rPr>
-        <w:t>Obj</w:t>
-      </w:r>
-      <w:proofErr w:type="spellEnd"/>
-      <w:r>
-        <w:rPr>
-          <w:rFonts w:ascii="Calibri" w:hAnsi="Calibri" w:cs="Calibri"/>
-          <w:sz w:val="24"/>
-          <w:szCs w:val="24"/>
-        </w:rPr>
-        <w:t xml:space="preserve"> 5- Gestionar profesorado:</w:t>
+      <w:r>
+        <w:rPr>
+          <w:rFonts w:ascii="Calibri" w:hAnsi="Calibri" w:cs="Calibri"/>
+          <w:sz w:val="24"/>
+          <w:szCs w:val="24"/>
+        </w:rPr>
+        <w:t>Obj 5- Gestionar profesorado:</w:t>
       </w:r>
       <w:r>
         <w:rPr>
@@ -4129,23 +4047,13 @@
           <w:szCs w:val="24"/>
         </w:rPr>
       </w:pPr>
-      <w:proofErr w:type="spellStart"/>
-      <w:r>
-        <w:rPr>
-          <w:rFonts w:ascii="Calibri" w:hAnsi="Calibri" w:cs="Calibri"/>
-          <w:sz w:val="24"/>
-          <w:szCs w:val="24"/>
-        </w:rPr>
-        <w:t>Obj</w:t>
-      </w:r>
-      <w:proofErr w:type="spellEnd"/>
-      <w:r>
-        <w:rPr>
-          <w:rFonts w:ascii="Calibri" w:hAnsi="Calibri" w:cs="Calibri"/>
-          <w:sz w:val="24"/>
-          <w:szCs w:val="24"/>
-        </w:rPr>
-        <w:t xml:space="preserve"> 6- Control</w:t>
+      <w:r>
+        <w:rPr>
+          <w:rFonts w:ascii="Calibri" w:hAnsi="Calibri" w:cs="Calibri"/>
+          <w:sz w:val="24"/>
+          <w:szCs w:val="24"/>
+        </w:rPr>
+        <w:t>Obj 6- Control</w:t>
       </w:r>
       <w:r>
         <w:rPr>
@@ -4186,23 +4094,13 @@
           <w:szCs w:val="24"/>
         </w:rPr>
       </w:pPr>
-      <w:proofErr w:type="spellStart"/>
-      <w:r>
-        <w:rPr>
-          <w:rFonts w:ascii="Calibri" w:hAnsi="Calibri" w:cs="Calibri"/>
-          <w:sz w:val="24"/>
-          <w:szCs w:val="24"/>
-        </w:rPr>
-        <w:t>Obj</w:t>
-      </w:r>
-      <w:proofErr w:type="spellEnd"/>
-      <w:r>
-        <w:rPr>
-          <w:rFonts w:ascii="Calibri" w:hAnsi="Calibri" w:cs="Calibri"/>
-          <w:sz w:val="24"/>
-          <w:szCs w:val="24"/>
-        </w:rPr>
-        <w:t xml:space="preserve"> 7-</w:t>
+      <w:r>
+        <w:rPr>
+          <w:rFonts w:ascii="Calibri" w:hAnsi="Calibri" w:cs="Calibri"/>
+          <w:sz w:val="24"/>
+          <w:szCs w:val="24"/>
+        </w:rPr>
+        <w:t>Obj 7-</w:t>
       </w:r>
       <w:r>
         <w:rPr>
@@ -4243,23 +4141,13 @@
           <w:szCs w:val="24"/>
         </w:rPr>
       </w:pPr>
-      <w:proofErr w:type="spellStart"/>
-      <w:r>
-        <w:rPr>
-          <w:rFonts w:ascii="Calibri" w:hAnsi="Calibri" w:cs="Calibri"/>
-          <w:sz w:val="24"/>
-          <w:szCs w:val="24"/>
-        </w:rPr>
-        <w:t>Obj</w:t>
-      </w:r>
-      <w:proofErr w:type="spellEnd"/>
-      <w:r>
-        <w:rPr>
-          <w:rFonts w:ascii="Calibri" w:hAnsi="Calibri" w:cs="Calibri"/>
-          <w:sz w:val="24"/>
-          <w:szCs w:val="24"/>
-        </w:rPr>
-        <w:t xml:space="preserve"> 8-</w:t>
+      <w:r>
+        <w:rPr>
+          <w:rFonts w:ascii="Calibri" w:hAnsi="Calibri" w:cs="Calibri"/>
+          <w:sz w:val="24"/>
+          <w:szCs w:val="24"/>
+        </w:rPr>
+        <w:t>Obj 8-</w:t>
       </w:r>
       <w:r>
         <w:rPr>
@@ -4300,23 +4188,13 @@
           <w:szCs w:val="24"/>
         </w:rPr>
       </w:pPr>
-      <w:proofErr w:type="spellStart"/>
-      <w:r>
-        <w:rPr>
-          <w:rFonts w:ascii="Calibri" w:hAnsi="Calibri" w:cs="Calibri"/>
-          <w:sz w:val="24"/>
-          <w:szCs w:val="24"/>
-        </w:rPr>
-        <w:t>Obj</w:t>
-      </w:r>
-      <w:proofErr w:type="spellEnd"/>
-      <w:r>
-        <w:rPr>
-          <w:rFonts w:ascii="Calibri" w:hAnsi="Calibri" w:cs="Calibri"/>
-          <w:sz w:val="24"/>
-          <w:szCs w:val="24"/>
-        </w:rPr>
-        <w:t xml:space="preserve"> 9- C</w:t>
+      <w:r>
+        <w:rPr>
+          <w:rFonts w:ascii="Calibri" w:hAnsi="Calibri" w:cs="Calibri"/>
+          <w:sz w:val="24"/>
+          <w:szCs w:val="24"/>
+        </w:rPr>
+        <w:t>Obj 9- C</w:t>
       </w:r>
       <w:r>
         <w:rPr>
@@ -4357,23 +4235,13 @@
           <w:szCs w:val="24"/>
         </w:rPr>
       </w:pPr>
-      <w:proofErr w:type="spellStart"/>
-      <w:r>
-        <w:rPr>
-          <w:rFonts w:ascii="Calibri" w:hAnsi="Calibri" w:cs="Calibri"/>
-          <w:sz w:val="24"/>
-          <w:szCs w:val="24"/>
-        </w:rPr>
-        <w:t>Obj</w:t>
-      </w:r>
-      <w:proofErr w:type="spellEnd"/>
-      <w:r>
-        <w:rPr>
-          <w:rFonts w:ascii="Calibri" w:hAnsi="Calibri" w:cs="Calibri"/>
-          <w:sz w:val="24"/>
-          <w:szCs w:val="24"/>
-        </w:rPr>
-        <w:t xml:space="preserve"> 10- Control</w:t>
+      <w:r>
+        <w:rPr>
+          <w:rFonts w:ascii="Calibri" w:hAnsi="Calibri" w:cs="Calibri"/>
+          <w:sz w:val="24"/>
+          <w:szCs w:val="24"/>
+        </w:rPr>
+        <w:t>Obj 10- Control</w:t>
       </w:r>
       <w:r>
         <w:rPr>
@@ -5789,27 +5657,7 @@
           <w:szCs w:val="24"/>
           <w:lang w:eastAsia="es-ES"/>
         </w:rPr>
-        <w:t xml:space="preserve">Actualmente, muchas instituciones pequeñas y medianas continúan utilizando herramientas tradicionales como hojas de cálculo (Excel) y comunicaciones manuales (WhatsApp) para la gestión de estudiantes y notificaciones. Sin embargo, la tendencia global se inclina hacia la digitalización y automatización mediante plataformas especializadas que ofrecen bases de datos centralizadas, aplicaciones móviles y soluciones en la nube. Herramientas como Google </w:t>
-      </w:r>
-      <w:proofErr w:type="spellStart"/>
-      <w:r>
-        <w:rPr>
-          <w:rFonts w:ascii="Calibri" w:eastAsia="Times New Roman" w:hAnsi="Calibri" w:cs="Calibri"/>
-          <w:sz w:val="24"/>
-          <w:szCs w:val="24"/>
-          <w:lang w:eastAsia="es-ES"/>
-        </w:rPr>
-        <w:t>Classroom</w:t>
-      </w:r>
-      <w:proofErr w:type="spellEnd"/>
-      <w:r>
-        <w:rPr>
-          <w:rFonts w:ascii="Calibri" w:eastAsia="Times New Roman" w:hAnsi="Calibri" w:cs="Calibri"/>
-          <w:sz w:val="24"/>
-          <w:szCs w:val="24"/>
-          <w:lang w:eastAsia="es-ES"/>
-        </w:rPr>
-        <w:t xml:space="preserve"> o Moodle han ganado popularidad en la gestión educativa, pero están diseñadas principalmente para la educación formal y no se adaptan fácilmente a un entorno de formación </w:t>
+        <w:t xml:space="preserve">Actualmente, muchas instituciones pequeñas y medianas continúan utilizando herramientas tradicionales como hojas de cálculo (Excel) y comunicaciones manuales (WhatsApp) para la gestión de estudiantes y notificaciones. Sin embargo, la tendencia global se inclina hacia la digitalización y automatización mediante plataformas especializadas que ofrecen bases de datos centralizadas, aplicaciones móviles y soluciones en la nube. Herramientas como Google Classroom o Moodle han ganado popularidad en la gestión educativa, pero están diseñadas principalmente para la educación formal y no se adaptan fácilmente a un entorno de formación </w:t>
       </w:r>
       <w:r>
         <w:rPr>
@@ -13045,21 +12893,7 @@
               <w:rPr>
                 <w:rFonts w:ascii="Calibri" w:hAnsi="Calibri" w:cs="Calibri"/>
               </w:rPr>
-              <w:t xml:space="preserve">Usabilidad </w:t>
-            </w:r>
-            <w:proofErr w:type="spellStart"/>
-            <w:r>
-              <w:rPr>
-                <w:rFonts w:ascii="Calibri" w:hAnsi="Calibri" w:cs="Calibri"/>
-              </w:rPr>
-              <w:t>y</w:t>
-            </w:r>
-            <w:proofErr w:type="spellEnd"/>
-            <w:r>
-              <w:rPr>
-                <w:rFonts w:ascii="Calibri" w:hAnsi="Calibri" w:cs="Calibri"/>
-              </w:rPr>
-              <w:t xml:space="preserve"> intuitivita</w:t>
+              <w:t>Usabilidad y intuitivita</w:t>
             </w:r>
           </w:p>
         </w:tc>
@@ -13679,14 +13513,12 @@
                 <w:rFonts w:ascii="Calibri" w:hAnsi="Calibri" w:cs="Calibri"/>
               </w:rPr>
             </w:pPr>
-            <w:proofErr w:type="spellStart"/>
             <w:r>
               <w:rPr>
                 <w:rFonts w:ascii="Calibri" w:hAnsi="Calibri" w:cs="Calibri"/>
               </w:rPr>
               <w:t>Backups</w:t>
             </w:r>
-            <w:proofErr w:type="spellEnd"/>
           </w:p>
         </w:tc>
       </w:tr>
@@ -14353,23 +14185,13 @@
           <w:szCs w:val="24"/>
         </w:rPr>
       </w:pPr>
-      <w:proofErr w:type="spellStart"/>
-      <w:r>
-        <w:rPr>
-          <w:rFonts w:ascii="Calibri" w:hAnsi="Calibri" w:cs="Calibri"/>
-          <w:sz w:val="24"/>
-          <w:szCs w:val="24"/>
-        </w:rPr>
-        <w:t>MySQL</w:t>
-      </w:r>
-      <w:proofErr w:type="spellEnd"/>
-      <w:r>
-        <w:rPr>
-          <w:rFonts w:ascii="Calibri" w:hAnsi="Calibri" w:cs="Calibri"/>
-          <w:sz w:val="24"/>
-          <w:szCs w:val="24"/>
-        </w:rPr>
-        <w:t xml:space="preserve"> Server (gestiona la base de datos)</w:t>
+      <w:r>
+        <w:rPr>
+          <w:rFonts w:ascii="Calibri" w:hAnsi="Calibri" w:cs="Calibri"/>
+          <w:sz w:val="24"/>
+          <w:szCs w:val="24"/>
+        </w:rPr>
+        <w:t>MySQL Server (gestiona la base de datos)</w:t>
       </w:r>
     </w:p>
     <w:p>
@@ -14675,7 +14497,6 @@
         </w:rPr>
         <w:t>Acceso restringido al puerto 3306 (</w:t>
       </w:r>
-      <w:proofErr w:type="spellStart"/>
       <w:r>
         <w:rPr>
           <w:rFonts w:ascii="Calibri" w:hAnsi="Calibri" w:cs="Calibri"/>
@@ -14684,7 +14505,6 @@
         </w:rPr>
         <w:t>MySQL</w:t>
       </w:r>
-      <w:proofErr w:type="spellEnd"/>
       <w:r>
         <w:rPr>
           <w:rFonts w:ascii="Calibri" w:hAnsi="Calibri" w:cs="Calibri"/>
@@ -15509,19 +15329,22 @@
           <w:b w:val="0"/>
           <w:bCs w:val="0"/>
         </w:rPr>
-        <w:t xml:space="preserve">Recibos: registros mensuales para cada </w:t>
-      </w:r>
-      <w:proofErr w:type="spellStart"/>
-      <w:r>
+        <w:t>Recibos: registros mensuales para cada matricula para control de pagos, id (PK), matricula (FK tabla matriculas), detalle, fecha, importe, si tiene descuento por beca, si esta pagado.</w:t>
+      </w:r>
+    </w:p>
+    <w:p>
+      <w:pPr>
+        <w:pStyle w:val="NormalWeb"/>
+        <w:spacing w:line="360" w:lineRule="auto"/>
+        <w:ind w:left="720"/>
+        <w:jc w:val="both"/>
         <w:rPr>
           <w:rStyle w:val="Textoennegrita"/>
           <w:rFonts w:ascii="Calibri" w:hAnsi="Calibri" w:cs="Calibri"/>
           <w:b w:val="0"/>
           <w:bCs w:val="0"/>
         </w:rPr>
-        <w:t>matricula</w:t>
-      </w:r>
-      <w:proofErr w:type="spellEnd"/>
+      </w:pPr>
       <w:r>
         <w:rPr>
           <w:rStyle w:val="Textoennegrita"/>
@@ -15529,7 +15352,7 @@
           <w:b w:val="0"/>
           <w:bCs w:val="0"/>
         </w:rPr>
-        <w:t xml:space="preserve"> para control de pagos, id (PK), matricula (FK tabla matriculas), detalle, fecha, importe, si tiene descuento por beca, si esta pagado.</w:t>
+        <w:t>Cursos: datos de cada curso ofrecido, id (PK), código, nombre, descripción, horario, tipo (FK tabla tipos), y si esta o no activo.</w:t>
       </w:r>
     </w:p>
     <w:p>
@@ -15552,19 +15375,23 @@
           <w:b w:val="0"/>
           <w:bCs w:val="0"/>
         </w:rPr>
-        <w:t xml:space="preserve">Cursos: datos de cada curso ofrecido, id (PK), código, nombre, descripción, horario, tipo (FK tabla tipos), y si </w:t>
-      </w:r>
-      <w:proofErr w:type="spellStart"/>
-      <w:r>
+        <w:lastRenderedPageBreak/>
+        <w:t>Tipos: tipos de cursos impartidos, id (PK), nombre y precio.</w:t>
+      </w:r>
+    </w:p>
+    <w:p>
+      <w:pPr>
+        <w:pStyle w:val="NormalWeb"/>
+        <w:spacing w:line="360" w:lineRule="auto"/>
+        <w:ind w:left="720"/>
+        <w:jc w:val="both"/>
         <w:rPr>
           <w:rStyle w:val="Textoennegrita"/>
           <w:rFonts w:ascii="Calibri" w:hAnsi="Calibri" w:cs="Calibri"/>
           <w:b w:val="0"/>
           <w:bCs w:val="0"/>
         </w:rPr>
-        <w:t>esta</w:t>
-      </w:r>
-      <w:proofErr w:type="spellEnd"/>
+      </w:pPr>
       <w:r>
         <w:rPr>
           <w:rStyle w:val="Textoennegrita"/>
@@ -15572,7 +15399,7 @@
           <w:b w:val="0"/>
           <w:bCs w:val="0"/>
         </w:rPr>
-        <w:t xml:space="preserve"> o no activo.</w:t>
+        <w:t>Profesores: datos de los profesores, id (PK), nombre, apellido1, apellido2, email, DNI, dirección, localidad, teléfono y si esta activo.</w:t>
       </w:r>
     </w:p>
     <w:p>
@@ -15595,8 +15422,7 @@
           <w:b w:val="0"/>
           <w:bCs w:val="0"/>
         </w:rPr>
-        <w:lastRenderedPageBreak/>
-        <w:t>Tipos: tipos de cursos impartidos, id (PK), nombre y precio.</w:t>
+        <w:t>Profesores_Curso: tabla intermedia entre cursos y profesores que recoge los profesores participantes en cada curso y si son o no coordinadores, id (PK), profesor (FK tabla profesores), curso (FK tabla cursos), y si es coordinador (booleano).</w:t>
       </w:r>
     </w:p>
     <w:p>
@@ -15619,19 +15445,22 @@
           <w:b w:val="0"/>
           <w:bCs w:val="0"/>
         </w:rPr>
-        <w:t xml:space="preserve">Profesores: datos de los profesores, id (PK), nombre, apellido1, apellido2, email, DNI, dirección, localidad, teléfono y si </w:t>
-      </w:r>
-      <w:proofErr w:type="spellStart"/>
-      <w:r>
+        <w:t>Publicaciones: datos de las publicaciones subidas por cada profesor.</w:t>
+      </w:r>
+    </w:p>
+    <w:p>
+      <w:pPr>
+        <w:pStyle w:val="NormalWeb"/>
+        <w:spacing w:line="360" w:lineRule="auto"/>
+        <w:ind w:left="720"/>
+        <w:jc w:val="both"/>
         <w:rPr>
           <w:rStyle w:val="Textoennegrita"/>
           <w:rFonts w:ascii="Calibri" w:hAnsi="Calibri" w:cs="Calibri"/>
           <w:b w:val="0"/>
           <w:bCs w:val="0"/>
         </w:rPr>
-        <w:t>esta</w:t>
-      </w:r>
-      <w:proofErr w:type="spellEnd"/>
+      </w:pPr>
       <w:r>
         <w:rPr>
           <w:rStyle w:val="Textoennegrita"/>
@@ -15639,7 +15468,7 @@
           <w:b w:val="0"/>
           <w:bCs w:val="0"/>
         </w:rPr>
-        <w:t xml:space="preserve"> activo.</w:t>
+        <w:t>Empresa: se recogen los datos de la empresa, id (PK), nombre, razón fiscal, CIF, email, teléfono, dirección, localidad, provincia y código postal. No guarda relación con ninguna otra tabla.</w:t>
       </w:r>
     </w:p>
     <w:p>
@@ -15655,7 +15484,6 @@
           <w:bCs w:val="0"/>
         </w:rPr>
       </w:pPr>
-      <w:proofErr w:type="spellStart"/>
       <w:r>
         <w:rPr>
           <w:rStyle w:val="Textoennegrita"/>
@@ -15663,126 +15491,7 @@
           <w:b w:val="0"/>
           <w:bCs w:val="0"/>
         </w:rPr>
-        <w:t>Profesores_Curso</w:t>
-      </w:r>
-      <w:proofErr w:type="spellEnd"/>
-      <w:r>
-        <w:rPr>
-          <w:rStyle w:val="Textoennegrita"/>
-          <w:rFonts w:ascii="Calibri" w:hAnsi="Calibri" w:cs="Calibri"/>
-          <w:b w:val="0"/>
-          <w:bCs w:val="0"/>
-        </w:rPr>
-        <w:t>: tabla intermedia entre cursos y profesores que recoge los profesores participantes en cada curso y si son o no coordinadores, id (PK), profesor (FK tabla profesores), curso (FK tabla cursos), y si es coordinador (booleano).</w:t>
-      </w:r>
-    </w:p>
-    <w:p>
-      <w:pPr>
-        <w:pStyle w:val="NormalWeb"/>
-        <w:spacing w:line="360" w:lineRule="auto"/>
-        <w:ind w:left="720"/>
-        <w:jc w:val="both"/>
-        <w:rPr>
-          <w:rStyle w:val="Textoennegrita"/>
-          <w:rFonts w:ascii="Calibri" w:hAnsi="Calibri" w:cs="Calibri"/>
-          <w:b w:val="0"/>
-          <w:bCs w:val="0"/>
-        </w:rPr>
-      </w:pPr>
-      <w:r>
-        <w:rPr>
-          <w:rStyle w:val="Textoennegrita"/>
-          <w:rFonts w:ascii="Calibri" w:hAnsi="Calibri" w:cs="Calibri"/>
-          <w:b w:val="0"/>
-          <w:bCs w:val="0"/>
-        </w:rPr>
-        <w:t>Publicaciones: datos de las publicaciones subidas por cada profesor.</w:t>
-      </w:r>
-    </w:p>
-    <w:p>
-      <w:pPr>
-        <w:pStyle w:val="NormalWeb"/>
-        <w:spacing w:line="360" w:lineRule="auto"/>
-        <w:ind w:left="720"/>
-        <w:jc w:val="both"/>
-        <w:rPr>
-          <w:rStyle w:val="Textoennegrita"/>
-          <w:rFonts w:ascii="Calibri" w:hAnsi="Calibri" w:cs="Calibri"/>
-          <w:b w:val="0"/>
-          <w:bCs w:val="0"/>
-        </w:rPr>
-      </w:pPr>
-      <w:r>
-        <w:rPr>
-          <w:rStyle w:val="Textoennegrita"/>
-          <w:rFonts w:ascii="Calibri" w:hAnsi="Calibri" w:cs="Calibri"/>
-          <w:b w:val="0"/>
-          <w:bCs w:val="0"/>
-        </w:rPr>
-        <w:t>Empresa: se recogen los datos de la empresa, id (PK), nombre, razón fiscal, CIF, email, teléfono, dirección, localidad, provincia y código postal. No guarda relación con ninguna otra tabla.</w:t>
-      </w:r>
-    </w:p>
-    <w:p>
-      <w:pPr>
-        <w:pStyle w:val="NormalWeb"/>
-        <w:spacing w:line="360" w:lineRule="auto"/>
-        <w:ind w:left="720"/>
-        <w:jc w:val="both"/>
-        <w:rPr>
-          <w:rStyle w:val="Textoennegrita"/>
-          <w:rFonts w:ascii="Calibri" w:hAnsi="Calibri" w:cs="Calibri"/>
-          <w:b w:val="0"/>
-          <w:bCs w:val="0"/>
-        </w:rPr>
-      </w:pPr>
-      <w:r>
-        <w:rPr>
-          <w:rStyle w:val="Textoennegrita"/>
-          <w:rFonts w:ascii="Calibri" w:hAnsi="Calibri" w:cs="Calibri"/>
-          <w:b w:val="0"/>
-          <w:bCs w:val="0"/>
-        </w:rPr>
-        <w:t>Usuario: datos del personal registrado, id (PK), usuario, contraseña y rol (</w:t>
-      </w:r>
-      <w:proofErr w:type="spellStart"/>
-      <w:r>
-        <w:rPr>
-          <w:rStyle w:val="Textoennegrita"/>
-          <w:rFonts w:ascii="Calibri" w:hAnsi="Calibri" w:cs="Calibri"/>
-          <w:b w:val="0"/>
-          <w:bCs w:val="0"/>
-        </w:rPr>
-        <w:t>admin</w:t>
-      </w:r>
-      <w:proofErr w:type="spellEnd"/>
-      <w:r>
-        <w:rPr>
-          <w:rStyle w:val="Textoennegrita"/>
-          <w:rFonts w:ascii="Calibri" w:hAnsi="Calibri" w:cs="Calibri"/>
-          <w:b w:val="0"/>
-          <w:bCs w:val="0"/>
-        </w:rPr>
-        <w:t xml:space="preserve"> para quienes gestionaran todos los registros de la escuela desde la aplicación de escritorio, </w:t>
-      </w:r>
-      <w:proofErr w:type="spellStart"/>
-      <w:r>
-        <w:rPr>
-          <w:rStyle w:val="Textoennegrita"/>
-          <w:rFonts w:ascii="Calibri" w:hAnsi="Calibri" w:cs="Calibri"/>
-          <w:b w:val="0"/>
-          <w:bCs w:val="0"/>
-        </w:rPr>
-        <w:t>user</w:t>
-      </w:r>
-      <w:proofErr w:type="spellEnd"/>
-      <w:r>
-        <w:rPr>
-          <w:rStyle w:val="Textoennegrita"/>
-          <w:rFonts w:ascii="Calibri" w:hAnsi="Calibri" w:cs="Calibri"/>
-          <w:b w:val="0"/>
-          <w:bCs w:val="0"/>
-        </w:rPr>
-        <w:t xml:space="preserve"> destinado a los profesores a la hora de usar la aplicación móvil para pasar lista, subir publicaciones etc…). No guarda relación con otras tablas.</w:t>
+        <w:t>Usuario: datos del personal registrado, id (PK), usuario, contraseña y rol (admin para quienes gestionaran todos los registros de la escuela desde la aplicación de escritorio, user destinado a los profesores a la hora de usar la aplicación móvil para pasar lista, subir publicaciones etc…). No guarda relación con otras tablas.</w:t>
       </w:r>
     </w:p>
     <w:p>
@@ -17814,151 +17523,7 @@
           <w:szCs w:val="24"/>
         </w:rPr>
         <w:br/>
-        <w:t xml:space="preserve">id, nombre, apellido1, apellido2, email, </w:t>
-      </w:r>
-      <w:proofErr w:type="spellStart"/>
-      <w:r>
-        <w:rPr>
-          <w:rFonts w:ascii="Calibri" w:hAnsi="Calibri" w:cs="Calibri"/>
-          <w:sz w:val="24"/>
-          <w:szCs w:val="24"/>
-        </w:rPr>
-        <w:t>telefono</w:t>
-      </w:r>
-      <w:proofErr w:type="spellEnd"/>
-      <w:r>
-        <w:rPr>
-          <w:rFonts w:ascii="Calibri" w:hAnsi="Calibri" w:cs="Calibri"/>
-          <w:sz w:val="24"/>
-          <w:szCs w:val="24"/>
-        </w:rPr>
-        <w:t xml:space="preserve">, </w:t>
-      </w:r>
-      <w:proofErr w:type="spellStart"/>
-      <w:r>
-        <w:rPr>
-          <w:rFonts w:ascii="Calibri" w:hAnsi="Calibri" w:cs="Calibri"/>
-          <w:sz w:val="24"/>
-          <w:szCs w:val="24"/>
-        </w:rPr>
-        <w:t>dni</w:t>
-      </w:r>
-      <w:proofErr w:type="spellEnd"/>
-      <w:r>
-        <w:rPr>
-          <w:rFonts w:ascii="Calibri" w:hAnsi="Calibri" w:cs="Calibri"/>
-          <w:sz w:val="24"/>
-          <w:szCs w:val="24"/>
-        </w:rPr>
-        <w:t xml:space="preserve">, </w:t>
-      </w:r>
-      <w:proofErr w:type="spellStart"/>
-      <w:r>
-        <w:rPr>
-          <w:rFonts w:ascii="Calibri" w:hAnsi="Calibri" w:cs="Calibri"/>
-          <w:sz w:val="24"/>
-          <w:szCs w:val="24"/>
-        </w:rPr>
-        <w:t>fechaNac</w:t>
-      </w:r>
-      <w:proofErr w:type="spellEnd"/>
-      <w:r>
-        <w:rPr>
-          <w:rFonts w:ascii="Calibri" w:hAnsi="Calibri" w:cs="Calibri"/>
-          <w:sz w:val="24"/>
-          <w:szCs w:val="24"/>
-        </w:rPr>
-        <w:t xml:space="preserve">, </w:t>
-      </w:r>
-      <w:proofErr w:type="spellStart"/>
-      <w:r>
-        <w:rPr>
-          <w:rFonts w:ascii="Calibri" w:hAnsi="Calibri" w:cs="Calibri"/>
-          <w:sz w:val="24"/>
-          <w:szCs w:val="24"/>
-        </w:rPr>
-        <w:t>direccion</w:t>
-      </w:r>
-      <w:proofErr w:type="spellEnd"/>
-      <w:r>
-        <w:rPr>
-          <w:rFonts w:ascii="Calibri" w:hAnsi="Calibri" w:cs="Calibri"/>
-          <w:sz w:val="24"/>
-          <w:szCs w:val="24"/>
-        </w:rPr>
-        <w:t xml:space="preserve">, localidad, </w:t>
-      </w:r>
-      <w:proofErr w:type="spellStart"/>
-      <w:r>
-        <w:rPr>
-          <w:rFonts w:ascii="Calibri" w:hAnsi="Calibri" w:cs="Calibri"/>
-          <w:sz w:val="24"/>
-          <w:szCs w:val="24"/>
-        </w:rPr>
-        <w:t>grupoWhatsapp</w:t>
-      </w:r>
-      <w:proofErr w:type="spellEnd"/>
-      <w:r>
-        <w:rPr>
-          <w:rFonts w:ascii="Calibri" w:hAnsi="Calibri" w:cs="Calibri"/>
-          <w:sz w:val="24"/>
-          <w:szCs w:val="24"/>
-        </w:rPr>
-        <w:t xml:space="preserve">, </w:t>
-      </w:r>
-      <w:proofErr w:type="spellStart"/>
-      <w:r>
-        <w:rPr>
-          <w:rFonts w:ascii="Calibri" w:hAnsi="Calibri" w:cs="Calibri"/>
-          <w:sz w:val="24"/>
-          <w:szCs w:val="24"/>
-        </w:rPr>
-        <w:t>proteccionDatos</w:t>
-      </w:r>
-      <w:proofErr w:type="spellEnd"/>
-      <w:r>
-        <w:rPr>
-          <w:rFonts w:ascii="Calibri" w:hAnsi="Calibri" w:cs="Calibri"/>
-          <w:sz w:val="24"/>
-          <w:szCs w:val="24"/>
-        </w:rPr>
-        <w:t xml:space="preserve">, </w:t>
-      </w:r>
-      <w:proofErr w:type="spellStart"/>
-      <w:r>
-        <w:rPr>
-          <w:rFonts w:ascii="Calibri" w:hAnsi="Calibri" w:cs="Calibri"/>
-          <w:sz w:val="24"/>
-          <w:szCs w:val="24"/>
-        </w:rPr>
-        <w:t>autorizacionFotos</w:t>
-      </w:r>
-      <w:proofErr w:type="spellEnd"/>
-      <w:r>
-        <w:rPr>
-          <w:rFonts w:ascii="Calibri" w:hAnsi="Calibri" w:cs="Calibri"/>
-          <w:sz w:val="24"/>
-          <w:szCs w:val="24"/>
-        </w:rPr>
-        <w:t xml:space="preserve">, </w:t>
-      </w:r>
-      <w:proofErr w:type="spellStart"/>
-      <w:r>
-        <w:rPr>
-          <w:rFonts w:ascii="Calibri" w:hAnsi="Calibri" w:cs="Calibri"/>
-          <w:sz w:val="24"/>
-          <w:szCs w:val="24"/>
-        </w:rPr>
-        <w:t>comunicacionesComerciales</w:t>
-      </w:r>
-      <w:proofErr w:type="spellEnd"/>
-      <w:r>
-        <w:rPr>
-          <w:rFonts w:ascii="Calibri" w:hAnsi="Calibri" w:cs="Calibri"/>
-          <w:sz w:val="24"/>
-          <w:szCs w:val="24"/>
-        </w:rPr>
-        <w:t>, fecha, curso, tutor</w:t>
+        <w:t>id, nombre, apellido1, apellido2, email, telefono, dni, fechaNac, direccion, localidad, grupoWhatsapp, proteccionDatos, autorizacionFotos, comunicacionesComerciales, fecha, curso, tutor</w:t>
       </w:r>
     </w:p>
     <w:p>
@@ -17982,43 +17547,7 @@
           <w:sz w:val="24"/>
           <w:szCs w:val="24"/>
         </w:rPr>
-        <w:t xml:space="preserve">Métodos: </w:t>
-      </w:r>
-      <w:proofErr w:type="spellStart"/>
-      <w:r>
-        <w:rPr>
-          <w:rFonts w:ascii="Calibri" w:hAnsi="Calibri" w:cs="Calibri"/>
-          <w:sz w:val="24"/>
-          <w:szCs w:val="24"/>
-        </w:rPr>
-        <w:t>getters</w:t>
-      </w:r>
-      <w:proofErr w:type="spellEnd"/>
-      <w:r>
-        <w:rPr>
-          <w:rFonts w:ascii="Calibri" w:hAnsi="Calibri" w:cs="Calibri"/>
-          <w:sz w:val="24"/>
-          <w:szCs w:val="24"/>
-        </w:rPr>
-        <w:t xml:space="preserve"> y </w:t>
-      </w:r>
-      <w:proofErr w:type="spellStart"/>
-      <w:r>
-        <w:rPr>
-          <w:rFonts w:ascii="Calibri" w:hAnsi="Calibri" w:cs="Calibri"/>
-          <w:sz w:val="24"/>
-          <w:szCs w:val="24"/>
-        </w:rPr>
-        <w:t>setters</w:t>
-      </w:r>
-      <w:proofErr w:type="spellEnd"/>
-      <w:r>
-        <w:rPr>
-          <w:rFonts w:ascii="Calibri" w:hAnsi="Calibri" w:cs="Calibri"/>
-          <w:sz w:val="24"/>
-          <w:szCs w:val="24"/>
-        </w:rPr>
-        <w:t xml:space="preserve"> para cada atributo.</w:t>
+        <w:t>Métodos: getters y setters para cada atributo.</w:t>
       </w:r>
     </w:p>
     <w:p>
@@ -18181,25 +17710,7 @@
           <w:szCs w:val="24"/>
         </w:rPr>
         <w:br/>
-        <w:t xml:space="preserve">id, nombre, </w:t>
-      </w:r>
-      <w:proofErr w:type="spellStart"/>
-      <w:r>
-        <w:rPr>
-          <w:rFonts w:ascii="Calibri" w:hAnsi="Calibri" w:cs="Calibri"/>
-          <w:sz w:val="24"/>
-          <w:szCs w:val="24"/>
-        </w:rPr>
-        <w:t>descripcion</w:t>
-      </w:r>
-      <w:proofErr w:type="spellEnd"/>
-      <w:r>
-        <w:rPr>
-          <w:rFonts w:ascii="Calibri" w:hAnsi="Calibri" w:cs="Calibri"/>
-          <w:sz w:val="24"/>
-          <w:szCs w:val="24"/>
-        </w:rPr>
-        <w:t>, horario, activo, tipo</w:t>
+        <w:t>id, nombre, descripcion, horario, activo, tipo</w:t>
       </w:r>
     </w:p>
     <w:p>
@@ -18223,43 +17734,7 @@
           <w:sz w:val="24"/>
           <w:szCs w:val="24"/>
         </w:rPr>
-        <w:t xml:space="preserve">Métodos: </w:t>
-      </w:r>
-      <w:proofErr w:type="spellStart"/>
-      <w:r>
-        <w:rPr>
-          <w:rFonts w:ascii="Calibri" w:hAnsi="Calibri" w:cs="Calibri"/>
-          <w:sz w:val="24"/>
-          <w:szCs w:val="24"/>
-        </w:rPr>
-        <w:t>getters</w:t>
-      </w:r>
-      <w:proofErr w:type="spellEnd"/>
-      <w:r>
-        <w:rPr>
-          <w:rFonts w:ascii="Calibri" w:hAnsi="Calibri" w:cs="Calibri"/>
-          <w:sz w:val="24"/>
-          <w:szCs w:val="24"/>
-        </w:rPr>
-        <w:t xml:space="preserve"> y </w:t>
-      </w:r>
-      <w:proofErr w:type="spellStart"/>
-      <w:r>
-        <w:rPr>
-          <w:rFonts w:ascii="Calibri" w:hAnsi="Calibri" w:cs="Calibri"/>
-          <w:sz w:val="24"/>
-          <w:szCs w:val="24"/>
-        </w:rPr>
-        <w:t>setters</w:t>
-      </w:r>
-      <w:proofErr w:type="spellEnd"/>
-      <w:r>
-        <w:rPr>
-          <w:rFonts w:ascii="Calibri" w:hAnsi="Calibri" w:cs="Calibri"/>
-          <w:sz w:val="24"/>
-          <w:szCs w:val="24"/>
-        </w:rPr>
-        <w:t>.</w:t>
+        <w:t>Métodos: getters y setters.</w:t>
       </w:r>
     </w:p>
     <w:p>
@@ -18323,43 +17798,7 @@
           <w:sz w:val="24"/>
           <w:szCs w:val="24"/>
         </w:rPr>
-        <w:t xml:space="preserve">Relación con Alumno, </w:t>
-      </w:r>
-      <w:proofErr w:type="spellStart"/>
-      <w:r>
-        <w:rPr>
-          <w:rFonts w:ascii="Calibri" w:hAnsi="Calibri" w:cs="Calibri"/>
-          <w:sz w:val="24"/>
-          <w:szCs w:val="24"/>
-        </w:rPr>
-        <w:t>ProfesorCurso</w:t>
-      </w:r>
-      <w:proofErr w:type="spellEnd"/>
-      <w:r>
-        <w:rPr>
-          <w:rFonts w:ascii="Calibri" w:hAnsi="Calibri" w:cs="Calibri"/>
-          <w:sz w:val="24"/>
-          <w:szCs w:val="24"/>
-        </w:rPr>
-        <w:t xml:space="preserve">, </w:t>
-      </w:r>
-      <w:proofErr w:type="spellStart"/>
-      <w:r>
-        <w:rPr>
-          <w:rFonts w:ascii="Calibri" w:hAnsi="Calibri" w:cs="Calibri"/>
-          <w:sz w:val="24"/>
-          <w:szCs w:val="24"/>
-        </w:rPr>
-        <w:t>FaltasAsistencia</w:t>
-      </w:r>
-      <w:proofErr w:type="spellEnd"/>
-      <w:r>
-        <w:rPr>
-          <w:rFonts w:ascii="Calibri" w:hAnsi="Calibri" w:cs="Calibri"/>
-          <w:sz w:val="24"/>
-          <w:szCs w:val="24"/>
-        </w:rPr>
-        <w:t>, Matricula</w:t>
+        <w:t>Relación con Alumno, ProfesorCurso, FaltasAsistencia, Matricula</w:t>
       </w:r>
     </w:p>
     <w:p>
@@ -18440,43 +17879,7 @@
           <w:sz w:val="24"/>
           <w:szCs w:val="24"/>
         </w:rPr>
-        <w:t xml:space="preserve">Métodos: </w:t>
-      </w:r>
-      <w:proofErr w:type="spellStart"/>
-      <w:r>
-        <w:rPr>
-          <w:rFonts w:ascii="Calibri" w:hAnsi="Calibri" w:cs="Calibri"/>
-          <w:sz w:val="24"/>
-          <w:szCs w:val="24"/>
-        </w:rPr>
-        <w:t>getters</w:t>
-      </w:r>
-      <w:proofErr w:type="spellEnd"/>
-      <w:r>
-        <w:rPr>
-          <w:rFonts w:ascii="Calibri" w:hAnsi="Calibri" w:cs="Calibri"/>
-          <w:sz w:val="24"/>
-          <w:szCs w:val="24"/>
-        </w:rPr>
-        <w:t xml:space="preserve"> y </w:t>
-      </w:r>
-      <w:proofErr w:type="spellStart"/>
-      <w:r>
-        <w:rPr>
-          <w:rFonts w:ascii="Calibri" w:hAnsi="Calibri" w:cs="Calibri"/>
-          <w:sz w:val="24"/>
-          <w:szCs w:val="24"/>
-        </w:rPr>
-        <w:t>setters</w:t>
-      </w:r>
-      <w:proofErr w:type="spellEnd"/>
-      <w:r>
-        <w:rPr>
-          <w:rFonts w:ascii="Calibri" w:hAnsi="Calibri" w:cs="Calibri"/>
-          <w:sz w:val="24"/>
-          <w:szCs w:val="24"/>
-        </w:rPr>
-        <w:t>.</w:t>
+        <w:t>Métodos: getters y setters.</w:t>
       </w:r>
     </w:p>
     <w:p>
@@ -18625,61 +18028,7 @@
           <w:szCs w:val="24"/>
         </w:rPr>
         <w:br/>
-        <w:t xml:space="preserve">id, nombre, apellido1, apellido2, email, </w:t>
-      </w:r>
-      <w:proofErr w:type="spellStart"/>
-      <w:r>
-        <w:rPr>
-          <w:rFonts w:ascii="Calibri" w:hAnsi="Calibri" w:cs="Calibri"/>
-          <w:sz w:val="24"/>
-          <w:szCs w:val="24"/>
-        </w:rPr>
-        <w:t>telefono</w:t>
-      </w:r>
-      <w:proofErr w:type="spellEnd"/>
-      <w:r>
-        <w:rPr>
-          <w:rFonts w:ascii="Calibri" w:hAnsi="Calibri" w:cs="Calibri"/>
-          <w:sz w:val="24"/>
-          <w:szCs w:val="24"/>
-        </w:rPr>
-        <w:t xml:space="preserve">, </w:t>
-      </w:r>
-      <w:proofErr w:type="spellStart"/>
-      <w:r>
-        <w:rPr>
-          <w:rFonts w:ascii="Calibri" w:hAnsi="Calibri" w:cs="Calibri"/>
-          <w:sz w:val="24"/>
-          <w:szCs w:val="24"/>
-        </w:rPr>
-        <w:t>dni</w:t>
-      </w:r>
-      <w:proofErr w:type="spellEnd"/>
-      <w:r>
-        <w:rPr>
-          <w:rFonts w:ascii="Calibri" w:hAnsi="Calibri" w:cs="Calibri"/>
-          <w:sz w:val="24"/>
-          <w:szCs w:val="24"/>
-        </w:rPr>
-        <w:t xml:space="preserve">, </w:t>
-      </w:r>
-      <w:proofErr w:type="spellStart"/>
-      <w:r>
-        <w:rPr>
-          <w:rFonts w:ascii="Calibri" w:hAnsi="Calibri" w:cs="Calibri"/>
-          <w:sz w:val="24"/>
-          <w:szCs w:val="24"/>
-        </w:rPr>
-        <w:t>direccion</w:t>
-      </w:r>
-      <w:proofErr w:type="spellEnd"/>
-      <w:r>
-        <w:rPr>
-          <w:rFonts w:ascii="Calibri" w:hAnsi="Calibri" w:cs="Calibri"/>
-          <w:sz w:val="24"/>
-          <w:szCs w:val="24"/>
-        </w:rPr>
-        <w:t>, localidad</w:t>
+        <w:t>id, nombre, apellido1, apellido2, email, telefono, dni, direccion, localidad</w:t>
       </w:r>
     </w:p>
     <w:p>
@@ -18703,43 +18052,7 @@
           <w:sz w:val="24"/>
           <w:szCs w:val="24"/>
         </w:rPr>
-        <w:t xml:space="preserve">Métodos: </w:t>
-      </w:r>
-      <w:proofErr w:type="spellStart"/>
-      <w:r>
-        <w:rPr>
-          <w:rFonts w:ascii="Calibri" w:hAnsi="Calibri" w:cs="Calibri"/>
-          <w:sz w:val="24"/>
-          <w:szCs w:val="24"/>
-        </w:rPr>
-        <w:t>getters</w:t>
-      </w:r>
-      <w:proofErr w:type="spellEnd"/>
-      <w:r>
-        <w:rPr>
-          <w:rFonts w:ascii="Calibri" w:hAnsi="Calibri" w:cs="Calibri"/>
-          <w:sz w:val="24"/>
-          <w:szCs w:val="24"/>
-        </w:rPr>
-        <w:t xml:space="preserve"> y </w:t>
-      </w:r>
-      <w:proofErr w:type="spellStart"/>
-      <w:r>
-        <w:rPr>
-          <w:rFonts w:ascii="Calibri" w:hAnsi="Calibri" w:cs="Calibri"/>
-          <w:sz w:val="24"/>
-          <w:szCs w:val="24"/>
-        </w:rPr>
-        <w:t>setters</w:t>
-      </w:r>
-      <w:proofErr w:type="spellEnd"/>
-      <w:r>
-        <w:rPr>
-          <w:rFonts w:ascii="Calibri" w:hAnsi="Calibri" w:cs="Calibri"/>
-          <w:sz w:val="24"/>
-          <w:szCs w:val="24"/>
-        </w:rPr>
-        <w:t>.</w:t>
+        <w:t>Métodos: getters y setters.</w:t>
       </w:r>
     </w:p>
     <w:p>
@@ -18860,61 +18173,7 @@
           <w:szCs w:val="24"/>
         </w:rPr>
         <w:br/>
-        <w:t xml:space="preserve">id, nombre, apellido1, apellido2, email, </w:t>
-      </w:r>
-      <w:proofErr w:type="spellStart"/>
-      <w:r>
-        <w:rPr>
-          <w:rFonts w:ascii="Calibri" w:hAnsi="Calibri" w:cs="Calibri"/>
-          <w:sz w:val="24"/>
-          <w:szCs w:val="24"/>
-        </w:rPr>
-        <w:t>telefono</w:t>
-      </w:r>
-      <w:proofErr w:type="spellEnd"/>
-      <w:r>
-        <w:rPr>
-          <w:rFonts w:ascii="Calibri" w:hAnsi="Calibri" w:cs="Calibri"/>
-          <w:sz w:val="24"/>
-          <w:szCs w:val="24"/>
-        </w:rPr>
-        <w:t xml:space="preserve">, </w:t>
-      </w:r>
-      <w:proofErr w:type="spellStart"/>
-      <w:r>
-        <w:rPr>
-          <w:rFonts w:ascii="Calibri" w:hAnsi="Calibri" w:cs="Calibri"/>
-          <w:sz w:val="24"/>
-          <w:szCs w:val="24"/>
-        </w:rPr>
-        <w:t>dni</w:t>
-      </w:r>
-      <w:proofErr w:type="spellEnd"/>
-      <w:r>
-        <w:rPr>
-          <w:rFonts w:ascii="Calibri" w:hAnsi="Calibri" w:cs="Calibri"/>
-          <w:sz w:val="24"/>
-          <w:szCs w:val="24"/>
-        </w:rPr>
-        <w:t xml:space="preserve">, </w:t>
-      </w:r>
-      <w:proofErr w:type="spellStart"/>
-      <w:r>
-        <w:rPr>
-          <w:rFonts w:ascii="Calibri" w:hAnsi="Calibri" w:cs="Calibri"/>
-          <w:sz w:val="24"/>
-          <w:szCs w:val="24"/>
-        </w:rPr>
-        <w:t>direccion</w:t>
-      </w:r>
-      <w:proofErr w:type="spellEnd"/>
-      <w:r>
-        <w:rPr>
-          <w:rFonts w:ascii="Calibri" w:hAnsi="Calibri" w:cs="Calibri"/>
-          <w:sz w:val="24"/>
-          <w:szCs w:val="24"/>
-        </w:rPr>
-        <w:t>, localidad</w:t>
+        <w:t>id, nombre, apellido1, apellido2, email, telefono, dni, direccion, localidad</w:t>
       </w:r>
     </w:p>
     <w:p>
@@ -18938,43 +18197,7 @@
           <w:sz w:val="24"/>
           <w:szCs w:val="24"/>
         </w:rPr>
-        <w:t xml:space="preserve">Métodos: </w:t>
-      </w:r>
-      <w:proofErr w:type="spellStart"/>
-      <w:r>
-        <w:rPr>
-          <w:rFonts w:ascii="Calibri" w:hAnsi="Calibri" w:cs="Calibri"/>
-          <w:sz w:val="24"/>
-          <w:szCs w:val="24"/>
-        </w:rPr>
-        <w:t>getters</w:t>
-      </w:r>
-      <w:proofErr w:type="spellEnd"/>
-      <w:r>
-        <w:rPr>
-          <w:rFonts w:ascii="Calibri" w:hAnsi="Calibri" w:cs="Calibri"/>
-          <w:sz w:val="24"/>
-          <w:szCs w:val="24"/>
-        </w:rPr>
-        <w:t xml:space="preserve"> y </w:t>
-      </w:r>
-      <w:proofErr w:type="spellStart"/>
-      <w:r>
-        <w:rPr>
-          <w:rFonts w:ascii="Calibri" w:hAnsi="Calibri" w:cs="Calibri"/>
-          <w:sz w:val="24"/>
-          <w:szCs w:val="24"/>
-        </w:rPr>
-        <w:t>setters</w:t>
-      </w:r>
-      <w:proofErr w:type="spellEnd"/>
-      <w:r>
-        <w:rPr>
-          <w:rFonts w:ascii="Calibri" w:hAnsi="Calibri" w:cs="Calibri"/>
-          <w:sz w:val="24"/>
-          <w:szCs w:val="24"/>
-        </w:rPr>
-        <w:t>.</w:t>
+        <w:t>Métodos: getters y setters.</w:t>
       </w:r>
     </w:p>
     <w:p>
@@ -19018,18 +18241,8 @@
           <w:sz w:val="24"/>
           <w:szCs w:val="24"/>
         </w:rPr>
-        <w:t xml:space="preserve">Relacionado con </w:t>
-      </w:r>
-      <w:proofErr w:type="spellStart"/>
-      <w:r>
-        <w:rPr>
-          <w:rFonts w:ascii="Calibri" w:hAnsi="Calibri" w:cs="Calibri"/>
-          <w:sz w:val="24"/>
-          <w:szCs w:val="24"/>
-        </w:rPr>
-        <w:t>ProfesorCurso</w:t>
-      </w:r>
-      <w:proofErr w:type="spellEnd"/>
+        <w:t>Relacionado con ProfesorCurso</w:t>
+      </w:r>
     </w:p>
     <w:p>
       <w:pPr>
@@ -19046,7 +18259,6 @@
           <w:szCs w:val="24"/>
         </w:rPr>
       </w:pPr>
-      <w:proofErr w:type="spellStart"/>
       <w:r>
         <w:rPr>
           <w:rFonts w:ascii="Calibri" w:hAnsi="Calibri" w:cs="Calibri"/>
@@ -19055,7 +18267,6 @@
         </w:rPr>
         <w:t>Publicacion</w:t>
       </w:r>
-      <w:proofErr w:type="spellEnd"/>
     </w:p>
     <w:p>
       <w:pPr>
@@ -19087,61 +18298,7 @@
           <w:szCs w:val="24"/>
         </w:rPr>
         <w:br/>
-        <w:t xml:space="preserve">id, titulo, </w:t>
-      </w:r>
-      <w:proofErr w:type="spellStart"/>
-      <w:r>
-        <w:rPr>
-          <w:rFonts w:ascii="Calibri" w:hAnsi="Calibri" w:cs="Calibri"/>
-          <w:sz w:val="24"/>
-          <w:szCs w:val="24"/>
-        </w:rPr>
-        <w:t>descripcion</w:t>
-      </w:r>
-      <w:proofErr w:type="spellEnd"/>
-      <w:r>
-        <w:rPr>
-          <w:rFonts w:ascii="Calibri" w:hAnsi="Calibri" w:cs="Calibri"/>
-          <w:sz w:val="24"/>
-          <w:szCs w:val="24"/>
-        </w:rPr>
-        <w:t xml:space="preserve">, profesor, </w:t>
-      </w:r>
-      <w:proofErr w:type="spellStart"/>
-      <w:r>
-        <w:rPr>
-          <w:rFonts w:ascii="Calibri" w:hAnsi="Calibri" w:cs="Calibri"/>
-          <w:sz w:val="24"/>
-          <w:szCs w:val="24"/>
-        </w:rPr>
-        <w:t>uri</w:t>
-      </w:r>
-      <w:proofErr w:type="spellEnd"/>
-      <w:r>
-        <w:rPr>
-          <w:rFonts w:ascii="Calibri" w:hAnsi="Calibri" w:cs="Calibri"/>
-          <w:sz w:val="24"/>
-          <w:szCs w:val="24"/>
-        </w:rPr>
-        <w:t xml:space="preserve">, </w:t>
-      </w:r>
-      <w:proofErr w:type="spellStart"/>
-      <w:r>
-        <w:rPr>
-          <w:rFonts w:ascii="Calibri" w:hAnsi="Calibri" w:cs="Calibri"/>
-          <w:sz w:val="24"/>
-          <w:szCs w:val="24"/>
-        </w:rPr>
-        <w:t>timestamp</w:t>
-      </w:r>
-      <w:proofErr w:type="spellEnd"/>
-      <w:r>
-        <w:rPr>
-          <w:rFonts w:ascii="Calibri" w:hAnsi="Calibri" w:cs="Calibri"/>
-          <w:sz w:val="24"/>
-          <w:szCs w:val="24"/>
-        </w:rPr>
-        <w:t>, email</w:t>
+        <w:t>id, titulo, descripcion, profesor, uri, timestamp, email</w:t>
       </w:r>
     </w:p>
     <w:p>
@@ -19165,43 +18322,7 @@
           <w:sz w:val="24"/>
           <w:szCs w:val="24"/>
         </w:rPr>
-        <w:t xml:space="preserve">Métodos: </w:t>
-      </w:r>
-      <w:proofErr w:type="spellStart"/>
-      <w:r>
-        <w:rPr>
-          <w:rFonts w:ascii="Calibri" w:hAnsi="Calibri" w:cs="Calibri"/>
-          <w:sz w:val="24"/>
-          <w:szCs w:val="24"/>
-        </w:rPr>
-        <w:t>getters</w:t>
-      </w:r>
-      <w:proofErr w:type="spellEnd"/>
-      <w:r>
-        <w:rPr>
-          <w:rFonts w:ascii="Calibri" w:hAnsi="Calibri" w:cs="Calibri"/>
-          <w:sz w:val="24"/>
-          <w:szCs w:val="24"/>
-        </w:rPr>
-        <w:t xml:space="preserve"> y </w:t>
-      </w:r>
-      <w:proofErr w:type="spellStart"/>
-      <w:r>
-        <w:rPr>
-          <w:rFonts w:ascii="Calibri" w:hAnsi="Calibri" w:cs="Calibri"/>
-          <w:sz w:val="24"/>
-          <w:szCs w:val="24"/>
-        </w:rPr>
-        <w:t>setters</w:t>
-      </w:r>
-      <w:proofErr w:type="spellEnd"/>
-      <w:r>
-        <w:rPr>
-          <w:rFonts w:ascii="Calibri" w:hAnsi="Calibri" w:cs="Calibri"/>
-          <w:sz w:val="24"/>
-          <w:szCs w:val="24"/>
-        </w:rPr>
-        <w:t>.</w:t>
+        <w:t>Métodos: getters y setters.</w:t>
       </w:r>
     </w:p>
     <w:p>
@@ -19343,7 +18464,6 @@
           <w:szCs w:val="24"/>
         </w:rPr>
       </w:pPr>
-      <w:proofErr w:type="spellStart"/>
       <w:r>
         <w:rPr>
           <w:rFonts w:ascii="Calibri" w:hAnsi="Calibri" w:cs="Calibri"/>
@@ -19353,7 +18473,6 @@
         <w:lastRenderedPageBreak/>
         <w:t>ProfesorCurso</w:t>
       </w:r>
-      <w:proofErr w:type="spellEnd"/>
     </w:p>
     <w:p>
       <w:pPr>
@@ -19409,43 +18528,7 @@
           <w:sz w:val="24"/>
           <w:szCs w:val="24"/>
         </w:rPr>
-        <w:t xml:space="preserve">Métodos: </w:t>
-      </w:r>
-      <w:proofErr w:type="spellStart"/>
-      <w:r>
-        <w:rPr>
-          <w:rFonts w:ascii="Calibri" w:hAnsi="Calibri" w:cs="Calibri"/>
-          <w:sz w:val="24"/>
-          <w:szCs w:val="24"/>
-        </w:rPr>
-        <w:t>getters</w:t>
-      </w:r>
-      <w:proofErr w:type="spellEnd"/>
-      <w:r>
-        <w:rPr>
-          <w:rFonts w:ascii="Calibri" w:hAnsi="Calibri" w:cs="Calibri"/>
-          <w:sz w:val="24"/>
-          <w:szCs w:val="24"/>
-        </w:rPr>
-        <w:t xml:space="preserve"> y </w:t>
-      </w:r>
-      <w:proofErr w:type="spellStart"/>
-      <w:r>
-        <w:rPr>
-          <w:rFonts w:ascii="Calibri" w:hAnsi="Calibri" w:cs="Calibri"/>
-          <w:sz w:val="24"/>
-          <w:szCs w:val="24"/>
-        </w:rPr>
-        <w:t>setters</w:t>
-      </w:r>
-      <w:proofErr w:type="spellEnd"/>
-      <w:r>
-        <w:rPr>
-          <w:rFonts w:ascii="Calibri" w:hAnsi="Calibri" w:cs="Calibri"/>
-          <w:sz w:val="24"/>
-          <w:szCs w:val="24"/>
-        </w:rPr>
-        <w:t>.</w:t>
+        <w:t>Métodos: getters y setters.</w:t>
       </w:r>
     </w:p>
     <w:p>
@@ -19618,115 +18701,7 @@
           <w:szCs w:val="24"/>
         </w:rPr>
         <w:br/>
-        <w:t xml:space="preserve">id, nombre, apellido1, apellido2, </w:t>
-      </w:r>
-      <w:proofErr w:type="spellStart"/>
-      <w:r>
-        <w:rPr>
-          <w:rFonts w:ascii="Calibri" w:hAnsi="Calibri" w:cs="Calibri"/>
-          <w:sz w:val="24"/>
-          <w:szCs w:val="24"/>
-        </w:rPr>
-        <w:t>dni</w:t>
-      </w:r>
-      <w:proofErr w:type="spellEnd"/>
-      <w:r>
-        <w:rPr>
-          <w:rFonts w:ascii="Calibri" w:hAnsi="Calibri" w:cs="Calibri"/>
-          <w:sz w:val="24"/>
-          <w:szCs w:val="24"/>
-        </w:rPr>
-        <w:t xml:space="preserve">, </w:t>
-      </w:r>
-      <w:proofErr w:type="spellStart"/>
-      <w:r>
-        <w:rPr>
-          <w:rFonts w:ascii="Calibri" w:hAnsi="Calibri" w:cs="Calibri"/>
-          <w:sz w:val="24"/>
-          <w:szCs w:val="24"/>
-        </w:rPr>
-        <w:t>fechaNac</w:t>
-      </w:r>
-      <w:proofErr w:type="spellEnd"/>
-      <w:r>
-        <w:rPr>
-          <w:rFonts w:ascii="Calibri" w:hAnsi="Calibri" w:cs="Calibri"/>
-          <w:sz w:val="24"/>
-          <w:szCs w:val="24"/>
-        </w:rPr>
-        <w:t xml:space="preserve">, </w:t>
-      </w:r>
-      <w:proofErr w:type="spellStart"/>
-      <w:r>
-        <w:rPr>
-          <w:rFonts w:ascii="Calibri" w:hAnsi="Calibri" w:cs="Calibri"/>
-          <w:sz w:val="24"/>
-          <w:szCs w:val="24"/>
-        </w:rPr>
-        <w:t>direccion</w:t>
-      </w:r>
-      <w:proofErr w:type="spellEnd"/>
-      <w:r>
-        <w:rPr>
-          <w:rFonts w:ascii="Calibri" w:hAnsi="Calibri" w:cs="Calibri"/>
-          <w:sz w:val="24"/>
-          <w:szCs w:val="24"/>
-        </w:rPr>
-        <w:t xml:space="preserve">, localidad, </w:t>
-      </w:r>
-      <w:proofErr w:type="spellStart"/>
-      <w:r>
-        <w:rPr>
-          <w:rFonts w:ascii="Calibri" w:hAnsi="Calibri" w:cs="Calibri"/>
-          <w:sz w:val="24"/>
-          <w:szCs w:val="24"/>
-        </w:rPr>
-        <w:t>grupoWhatsapp</w:t>
-      </w:r>
-      <w:proofErr w:type="spellEnd"/>
-      <w:r>
-        <w:rPr>
-          <w:rFonts w:ascii="Calibri" w:hAnsi="Calibri" w:cs="Calibri"/>
-          <w:sz w:val="24"/>
-          <w:szCs w:val="24"/>
-        </w:rPr>
-        <w:t xml:space="preserve">, </w:t>
-      </w:r>
-      <w:proofErr w:type="spellStart"/>
-      <w:r>
-        <w:rPr>
-          <w:rFonts w:ascii="Calibri" w:hAnsi="Calibri" w:cs="Calibri"/>
-          <w:sz w:val="24"/>
-          <w:szCs w:val="24"/>
-        </w:rPr>
-        <w:t>proteccionDatos</w:t>
-      </w:r>
-      <w:proofErr w:type="spellEnd"/>
-      <w:r>
-        <w:rPr>
-          <w:rFonts w:ascii="Calibri" w:hAnsi="Calibri" w:cs="Calibri"/>
-          <w:sz w:val="24"/>
-          <w:szCs w:val="24"/>
-        </w:rPr>
-        <w:t xml:space="preserve">, </w:t>
-      </w:r>
-      <w:proofErr w:type="spellStart"/>
-      <w:r>
-        <w:rPr>
-          <w:rFonts w:ascii="Calibri" w:hAnsi="Calibri" w:cs="Calibri"/>
-          <w:sz w:val="24"/>
-          <w:szCs w:val="24"/>
-        </w:rPr>
-        <w:t>comunicacionesComerciales</w:t>
-      </w:r>
-      <w:proofErr w:type="spellEnd"/>
-      <w:r>
-        <w:rPr>
-          <w:rFonts w:ascii="Calibri" w:hAnsi="Calibri" w:cs="Calibri"/>
-          <w:sz w:val="24"/>
-          <w:szCs w:val="24"/>
-        </w:rPr>
-        <w:t>, tutor</w:t>
+        <w:t>id, nombre, apellido1, apellido2, dni, fechaNac, direccion, localidad, grupoWhatsapp, proteccionDatos, comunicacionesComerciales, tutor</w:t>
       </w:r>
     </w:p>
     <w:p>
@@ -19750,43 +18725,7 @@
           <w:sz w:val="24"/>
           <w:szCs w:val="24"/>
         </w:rPr>
-        <w:t xml:space="preserve">Métodos: </w:t>
-      </w:r>
-      <w:proofErr w:type="spellStart"/>
-      <w:r>
-        <w:rPr>
-          <w:rFonts w:ascii="Calibri" w:hAnsi="Calibri" w:cs="Calibri"/>
-          <w:sz w:val="24"/>
-          <w:szCs w:val="24"/>
-        </w:rPr>
-        <w:t>getters</w:t>
-      </w:r>
-      <w:proofErr w:type="spellEnd"/>
-      <w:r>
-        <w:rPr>
-          <w:rFonts w:ascii="Calibri" w:hAnsi="Calibri" w:cs="Calibri"/>
-          <w:sz w:val="24"/>
-          <w:szCs w:val="24"/>
-        </w:rPr>
-        <w:t xml:space="preserve"> y </w:t>
-      </w:r>
-      <w:proofErr w:type="spellStart"/>
-      <w:r>
-        <w:rPr>
-          <w:rFonts w:ascii="Calibri" w:hAnsi="Calibri" w:cs="Calibri"/>
-          <w:sz w:val="24"/>
-          <w:szCs w:val="24"/>
-        </w:rPr>
-        <w:t>setters</w:t>
-      </w:r>
-      <w:proofErr w:type="spellEnd"/>
-      <w:r>
-        <w:rPr>
-          <w:rFonts w:ascii="Calibri" w:hAnsi="Calibri" w:cs="Calibri"/>
-          <w:sz w:val="24"/>
-          <w:szCs w:val="24"/>
-        </w:rPr>
-        <w:t>.</w:t>
+        <w:t>Métodos: getters y setters.</w:t>
       </w:r>
     </w:p>
     <w:p>
@@ -19866,18 +18805,8 @@
           <w:sz w:val="24"/>
           <w:szCs w:val="24"/>
         </w:rPr>
-        <w:t xml:space="preserve">Asociado a Matricula, </w:t>
-      </w:r>
-      <w:proofErr w:type="spellStart"/>
-      <w:r>
-        <w:rPr>
-          <w:rFonts w:ascii="Calibri" w:hAnsi="Calibri" w:cs="Calibri"/>
-          <w:sz w:val="24"/>
-          <w:szCs w:val="24"/>
-        </w:rPr>
-        <w:t>FaltasAsistencia</w:t>
-      </w:r>
-      <w:proofErr w:type="spellEnd"/>
+        <w:t>Asociado a Matricula, FaltasAsistencia</w:t>
+      </w:r>
     </w:p>
     <w:p>
       <w:pPr>
@@ -19894,7 +18823,6 @@
           <w:szCs w:val="24"/>
         </w:rPr>
       </w:pPr>
-      <w:proofErr w:type="spellStart"/>
       <w:r>
         <w:rPr>
           <w:rFonts w:ascii="Calibri" w:hAnsi="Calibri" w:cs="Calibri"/>
@@ -19903,7 +18831,6 @@
         </w:rPr>
         <w:t>FaltasAsistencia</w:t>
       </w:r>
-      <w:proofErr w:type="spellEnd"/>
     </w:p>
     <w:p>
       <w:pPr>
@@ -19959,43 +18886,7 @@
           <w:sz w:val="24"/>
           <w:szCs w:val="24"/>
         </w:rPr>
-        <w:t xml:space="preserve">Métodos: </w:t>
-      </w:r>
-      <w:proofErr w:type="spellStart"/>
-      <w:r>
-        <w:rPr>
-          <w:rFonts w:ascii="Calibri" w:hAnsi="Calibri" w:cs="Calibri"/>
-          <w:sz w:val="24"/>
-          <w:szCs w:val="24"/>
-        </w:rPr>
-        <w:t>getters</w:t>
-      </w:r>
-      <w:proofErr w:type="spellEnd"/>
-      <w:r>
-        <w:rPr>
-          <w:rFonts w:ascii="Calibri" w:hAnsi="Calibri" w:cs="Calibri"/>
-          <w:sz w:val="24"/>
-          <w:szCs w:val="24"/>
-        </w:rPr>
-        <w:t xml:space="preserve"> y </w:t>
-      </w:r>
-      <w:proofErr w:type="spellStart"/>
-      <w:r>
-        <w:rPr>
-          <w:rFonts w:ascii="Calibri" w:hAnsi="Calibri" w:cs="Calibri"/>
-          <w:sz w:val="24"/>
-          <w:szCs w:val="24"/>
-        </w:rPr>
-        <w:t>setters</w:t>
-      </w:r>
-      <w:proofErr w:type="spellEnd"/>
-      <w:r>
-        <w:rPr>
-          <w:rFonts w:ascii="Calibri" w:hAnsi="Calibri" w:cs="Calibri"/>
-          <w:sz w:val="24"/>
-          <w:szCs w:val="24"/>
-        </w:rPr>
-        <w:t>.</w:t>
+        <w:t>Métodos: getters y setters.</w:t>
       </w:r>
     </w:p>
     <w:p>
@@ -20185,61 +19076,7 @@
           <w:szCs w:val="24"/>
         </w:rPr>
         <w:br/>
-        <w:t xml:space="preserve">id, </w:t>
-      </w:r>
-      <w:proofErr w:type="spellStart"/>
-      <w:r>
-        <w:rPr>
-          <w:rFonts w:ascii="Calibri" w:hAnsi="Calibri" w:cs="Calibri"/>
-          <w:sz w:val="24"/>
-          <w:szCs w:val="24"/>
-        </w:rPr>
-        <w:t>fechaAlta</w:t>
-      </w:r>
-      <w:proofErr w:type="spellEnd"/>
-      <w:r>
-        <w:rPr>
-          <w:rFonts w:ascii="Calibri" w:hAnsi="Calibri" w:cs="Calibri"/>
-          <w:sz w:val="24"/>
-          <w:szCs w:val="24"/>
-        </w:rPr>
-        <w:t xml:space="preserve">, </w:t>
-      </w:r>
-      <w:proofErr w:type="spellStart"/>
-      <w:r>
-        <w:rPr>
-          <w:rFonts w:ascii="Calibri" w:hAnsi="Calibri" w:cs="Calibri"/>
-          <w:sz w:val="24"/>
-          <w:szCs w:val="24"/>
-        </w:rPr>
-        <w:t>fechaBaja</w:t>
-      </w:r>
-      <w:proofErr w:type="spellEnd"/>
-      <w:r>
-        <w:rPr>
-          <w:rFonts w:ascii="Calibri" w:hAnsi="Calibri" w:cs="Calibri"/>
-          <w:sz w:val="24"/>
-          <w:szCs w:val="24"/>
-        </w:rPr>
-        <w:t xml:space="preserve">, beca, </w:t>
-      </w:r>
-      <w:proofErr w:type="spellStart"/>
-      <w:r>
-        <w:rPr>
-          <w:rFonts w:ascii="Calibri" w:hAnsi="Calibri" w:cs="Calibri"/>
-          <w:sz w:val="24"/>
-          <w:szCs w:val="24"/>
-        </w:rPr>
-        <w:t>autorizacionFotos</w:t>
-      </w:r>
-      <w:proofErr w:type="spellEnd"/>
-      <w:r>
-        <w:rPr>
-          <w:rFonts w:ascii="Calibri" w:hAnsi="Calibri" w:cs="Calibri"/>
-          <w:sz w:val="24"/>
-          <w:szCs w:val="24"/>
-        </w:rPr>
-        <w:t>, curso, alumno</w:t>
+        <w:t>id, fechaAlta, fechaBaja, beca, autorizacionFotos, curso, alumno</w:t>
       </w:r>
     </w:p>
     <w:p>
@@ -20263,43 +19100,7 @@
           <w:sz w:val="24"/>
           <w:szCs w:val="24"/>
         </w:rPr>
-        <w:t xml:space="preserve">Métodos: </w:t>
-      </w:r>
-      <w:proofErr w:type="spellStart"/>
-      <w:r>
-        <w:rPr>
-          <w:rFonts w:ascii="Calibri" w:hAnsi="Calibri" w:cs="Calibri"/>
-          <w:sz w:val="24"/>
-          <w:szCs w:val="24"/>
-        </w:rPr>
-        <w:t>getters</w:t>
-      </w:r>
-      <w:proofErr w:type="spellEnd"/>
-      <w:r>
-        <w:rPr>
-          <w:rFonts w:ascii="Calibri" w:hAnsi="Calibri" w:cs="Calibri"/>
-          <w:sz w:val="24"/>
-          <w:szCs w:val="24"/>
-        </w:rPr>
-        <w:t xml:space="preserve"> y </w:t>
-      </w:r>
-      <w:proofErr w:type="spellStart"/>
-      <w:r>
-        <w:rPr>
-          <w:rFonts w:ascii="Calibri" w:hAnsi="Calibri" w:cs="Calibri"/>
-          <w:sz w:val="24"/>
-          <w:szCs w:val="24"/>
-        </w:rPr>
-        <w:t>setters</w:t>
-      </w:r>
-      <w:proofErr w:type="spellEnd"/>
-      <w:r>
-        <w:rPr>
-          <w:rFonts w:ascii="Calibri" w:hAnsi="Calibri" w:cs="Calibri"/>
-          <w:sz w:val="24"/>
-          <w:szCs w:val="24"/>
-        </w:rPr>
-        <w:t>.</w:t>
+        <w:t>Métodos: getters y setters.</w:t>
       </w:r>
     </w:p>
     <w:p>
@@ -20476,43 +19277,7 @@
           <w:sz w:val="24"/>
           <w:szCs w:val="24"/>
         </w:rPr>
-        <w:t xml:space="preserve">Métodos: </w:t>
-      </w:r>
-      <w:proofErr w:type="spellStart"/>
-      <w:r>
-        <w:rPr>
-          <w:rFonts w:ascii="Calibri" w:hAnsi="Calibri" w:cs="Calibri"/>
-          <w:sz w:val="24"/>
-          <w:szCs w:val="24"/>
-        </w:rPr>
-        <w:t>getters</w:t>
-      </w:r>
-      <w:proofErr w:type="spellEnd"/>
-      <w:r>
-        <w:rPr>
-          <w:rFonts w:ascii="Calibri" w:hAnsi="Calibri" w:cs="Calibri"/>
-          <w:sz w:val="24"/>
-          <w:szCs w:val="24"/>
-        </w:rPr>
-        <w:t xml:space="preserve"> y </w:t>
-      </w:r>
-      <w:proofErr w:type="spellStart"/>
-      <w:r>
-        <w:rPr>
-          <w:rFonts w:ascii="Calibri" w:hAnsi="Calibri" w:cs="Calibri"/>
-          <w:sz w:val="24"/>
-          <w:szCs w:val="24"/>
-        </w:rPr>
-        <w:t>setters</w:t>
-      </w:r>
-      <w:proofErr w:type="spellEnd"/>
-      <w:r>
-        <w:rPr>
-          <w:rFonts w:ascii="Calibri" w:hAnsi="Calibri" w:cs="Calibri"/>
-          <w:sz w:val="24"/>
-          <w:szCs w:val="24"/>
-        </w:rPr>
-        <w:t>.</w:t>
+        <w:t>Métodos: getters y setters.</w:t>
       </w:r>
     </w:p>
     <w:p>
@@ -20629,43 +19394,7 @@
           <w:szCs w:val="24"/>
         </w:rPr>
         <w:br/>
-        <w:t xml:space="preserve">id, </w:t>
-      </w:r>
-      <w:proofErr w:type="spellStart"/>
-      <w:r>
-        <w:rPr>
-          <w:rFonts w:ascii="Calibri" w:hAnsi="Calibri" w:cs="Calibri"/>
-          <w:sz w:val="24"/>
-          <w:szCs w:val="24"/>
-        </w:rPr>
-        <w:t>user</w:t>
-      </w:r>
-      <w:proofErr w:type="spellEnd"/>
-      <w:r>
-        <w:rPr>
-          <w:rFonts w:ascii="Calibri" w:hAnsi="Calibri" w:cs="Calibri"/>
-          <w:sz w:val="24"/>
-          <w:szCs w:val="24"/>
-        </w:rPr>
-        <w:t xml:space="preserve">, </w:t>
-      </w:r>
-      <w:proofErr w:type="spellStart"/>
-      <w:r>
-        <w:rPr>
-          <w:rFonts w:ascii="Calibri" w:hAnsi="Calibri" w:cs="Calibri"/>
-          <w:sz w:val="24"/>
-          <w:szCs w:val="24"/>
-        </w:rPr>
-        <w:t>pass</w:t>
-      </w:r>
-      <w:proofErr w:type="spellEnd"/>
-      <w:r>
-        <w:rPr>
-          <w:rFonts w:ascii="Calibri" w:hAnsi="Calibri" w:cs="Calibri"/>
-          <w:sz w:val="24"/>
-          <w:szCs w:val="24"/>
-        </w:rPr>
-        <w:t>, rol</w:t>
+        <w:t>id, user, pass, rol</w:t>
       </w:r>
     </w:p>
     <w:p>
@@ -20689,43 +19418,7 @@
           <w:sz w:val="24"/>
           <w:szCs w:val="24"/>
         </w:rPr>
-        <w:t xml:space="preserve">Métodos: </w:t>
-      </w:r>
-      <w:proofErr w:type="spellStart"/>
-      <w:r>
-        <w:rPr>
-          <w:rFonts w:ascii="Calibri" w:hAnsi="Calibri" w:cs="Calibri"/>
-          <w:sz w:val="24"/>
-          <w:szCs w:val="24"/>
-        </w:rPr>
-        <w:t>getters</w:t>
-      </w:r>
-      <w:proofErr w:type="spellEnd"/>
-      <w:r>
-        <w:rPr>
-          <w:rFonts w:ascii="Calibri" w:hAnsi="Calibri" w:cs="Calibri"/>
-          <w:sz w:val="24"/>
-          <w:szCs w:val="24"/>
-        </w:rPr>
-        <w:t xml:space="preserve"> y </w:t>
-      </w:r>
-      <w:proofErr w:type="spellStart"/>
-      <w:r>
-        <w:rPr>
-          <w:rFonts w:ascii="Calibri" w:hAnsi="Calibri" w:cs="Calibri"/>
-          <w:sz w:val="24"/>
-          <w:szCs w:val="24"/>
-        </w:rPr>
-        <w:t>setters</w:t>
-      </w:r>
-      <w:proofErr w:type="spellEnd"/>
-      <w:r>
-        <w:rPr>
-          <w:rFonts w:ascii="Calibri" w:hAnsi="Calibri" w:cs="Calibri"/>
-          <w:sz w:val="24"/>
-          <w:szCs w:val="24"/>
-        </w:rPr>
-        <w:t>.</w:t>
+        <w:t>Métodos: getters y setters.</w:t>
       </w:r>
     </w:p>
     <w:p>
@@ -20842,79 +19535,7 @@
           <w:szCs w:val="24"/>
         </w:rPr>
         <w:br/>
-        <w:t xml:space="preserve">id, nombre, </w:t>
-      </w:r>
-      <w:proofErr w:type="spellStart"/>
-      <w:r>
-        <w:rPr>
-          <w:rFonts w:ascii="Calibri" w:hAnsi="Calibri" w:cs="Calibri"/>
-          <w:sz w:val="24"/>
-          <w:szCs w:val="24"/>
-        </w:rPr>
-        <w:t>razonFiscal</w:t>
-      </w:r>
-      <w:proofErr w:type="spellEnd"/>
-      <w:r>
-        <w:rPr>
-          <w:rFonts w:ascii="Calibri" w:hAnsi="Calibri" w:cs="Calibri"/>
-          <w:sz w:val="24"/>
-          <w:szCs w:val="24"/>
-        </w:rPr>
-        <w:t xml:space="preserve">, </w:t>
-      </w:r>
-      <w:proofErr w:type="spellStart"/>
-      <w:r>
-        <w:rPr>
-          <w:rFonts w:ascii="Calibri" w:hAnsi="Calibri" w:cs="Calibri"/>
-          <w:sz w:val="24"/>
-          <w:szCs w:val="24"/>
-        </w:rPr>
-        <w:t>cif</w:t>
-      </w:r>
-      <w:proofErr w:type="spellEnd"/>
-      <w:r>
-        <w:rPr>
-          <w:rFonts w:ascii="Calibri" w:hAnsi="Calibri" w:cs="Calibri"/>
-          <w:sz w:val="24"/>
-          <w:szCs w:val="24"/>
-        </w:rPr>
-        <w:t xml:space="preserve">, </w:t>
-      </w:r>
-      <w:proofErr w:type="spellStart"/>
-      <w:r>
-        <w:rPr>
-          <w:rFonts w:ascii="Calibri" w:hAnsi="Calibri" w:cs="Calibri"/>
-          <w:sz w:val="24"/>
-          <w:szCs w:val="24"/>
-        </w:rPr>
-        <w:t>direccion</w:t>
-      </w:r>
-      <w:proofErr w:type="spellEnd"/>
-      <w:r>
-        <w:rPr>
-          <w:rFonts w:ascii="Calibri" w:hAnsi="Calibri" w:cs="Calibri"/>
-          <w:sz w:val="24"/>
-          <w:szCs w:val="24"/>
-        </w:rPr>
-        <w:t xml:space="preserve">, localidad, provincia, </w:t>
-      </w:r>
-      <w:proofErr w:type="spellStart"/>
-      <w:r>
-        <w:rPr>
-          <w:rFonts w:ascii="Calibri" w:hAnsi="Calibri" w:cs="Calibri"/>
-          <w:sz w:val="24"/>
-          <w:szCs w:val="24"/>
-        </w:rPr>
-        <w:t>telefono</w:t>
-      </w:r>
-      <w:proofErr w:type="spellEnd"/>
-      <w:r>
-        <w:rPr>
-          <w:rFonts w:ascii="Calibri" w:hAnsi="Calibri" w:cs="Calibri"/>
-          <w:sz w:val="24"/>
-          <w:szCs w:val="24"/>
-        </w:rPr>
-        <w:t>, email</w:t>
+        <w:t>id, nombre, razonFiscal, cif, direccion, localidad, provincia, telefono, email</w:t>
       </w:r>
     </w:p>
     <w:p>
@@ -20938,43 +19559,7 @@
           <w:sz w:val="24"/>
           <w:szCs w:val="24"/>
         </w:rPr>
-        <w:t xml:space="preserve">Métodos: </w:t>
-      </w:r>
-      <w:proofErr w:type="spellStart"/>
-      <w:r>
-        <w:rPr>
-          <w:rFonts w:ascii="Calibri" w:hAnsi="Calibri" w:cs="Calibri"/>
-          <w:sz w:val="24"/>
-          <w:szCs w:val="24"/>
-        </w:rPr>
-        <w:t>getters</w:t>
-      </w:r>
-      <w:proofErr w:type="spellEnd"/>
-      <w:r>
-        <w:rPr>
-          <w:rFonts w:ascii="Calibri" w:hAnsi="Calibri" w:cs="Calibri"/>
-          <w:sz w:val="24"/>
-          <w:szCs w:val="24"/>
-        </w:rPr>
-        <w:t xml:space="preserve"> y </w:t>
-      </w:r>
-      <w:proofErr w:type="spellStart"/>
-      <w:r>
-        <w:rPr>
-          <w:rFonts w:ascii="Calibri" w:hAnsi="Calibri" w:cs="Calibri"/>
-          <w:sz w:val="24"/>
-          <w:szCs w:val="24"/>
-        </w:rPr>
-        <w:t>setters</w:t>
-      </w:r>
-      <w:proofErr w:type="spellEnd"/>
-      <w:r>
-        <w:rPr>
-          <w:rFonts w:ascii="Calibri" w:hAnsi="Calibri" w:cs="Calibri"/>
-          <w:sz w:val="24"/>
-          <w:szCs w:val="24"/>
-        </w:rPr>
-        <w:t>.</w:t>
+        <w:t>Métodos: getters y setters.</w:t>
       </w:r>
     </w:p>
     <w:p>
@@ -22166,30 +20751,14 @@
           <w:rFonts w:ascii="Calibri" w:hAnsi="Calibri" w:cs="Calibri"/>
           <w:i/>
         </w:rPr>
-        <w:t xml:space="preserve"> </w:t>
-      </w:r>
-      <w:proofErr w:type="spellStart"/>
+        <w:t xml:space="preserve"> logeá</w:t>
+      </w:r>
       <w:r>
         <w:rPr>
           <w:rFonts w:ascii="Calibri" w:hAnsi="Calibri" w:cs="Calibri"/>
           <w:i/>
         </w:rPr>
-        <w:t>logeá</w:t>
-      </w:r>
-      <w:r>
-        <w:rPr>
-          <w:rFonts w:ascii="Calibri" w:hAnsi="Calibri" w:cs="Calibri"/>
-          <w:i/>
-        </w:rPr>
-        <w:t>ndonos</w:t>
-      </w:r>
-      <w:proofErr w:type="spellEnd"/>
-      <w:r>
-        <w:rPr>
-          <w:rFonts w:ascii="Calibri" w:hAnsi="Calibri" w:cs="Calibri"/>
-          <w:i/>
-        </w:rPr>
-        <w:t xml:space="preserve">, </w:t>
+        <w:t xml:space="preserve">ndonos, </w:t>
       </w:r>
       <w:r>
         <w:rPr>
@@ -22321,7 +20890,6 @@
         </w:rPr>
         <w:t xml:space="preserve">En la ventana principal tenemos dos posibilidades, la opción para profesores </w:t>
       </w:r>
-      <w:proofErr w:type="spellStart"/>
       <w:r>
         <w:rPr>
           <w:rFonts w:ascii="Calibri" w:hAnsi="Calibri" w:cs="Calibri"/>
@@ -22329,7 +20897,6 @@
         </w:rPr>
         <w:t>logeados</w:t>
       </w:r>
-      <w:proofErr w:type="spellEnd"/>
       <w:r>
         <w:rPr>
           <w:rFonts w:ascii="Calibri" w:hAnsi="Calibri" w:cs="Calibri"/>
@@ -23448,25 +22015,7 @@
                 <w:sz w:val="24"/>
                 <w:szCs w:val="24"/>
               </w:rPr>
-              <w:t xml:space="preserve">Desarrollo </w:t>
-            </w:r>
-            <w:proofErr w:type="spellStart"/>
-            <w:r>
-              <w:rPr>
-                <w:rFonts w:ascii="Calibri" w:hAnsi="Calibri" w:cs="Calibri"/>
-                <w:sz w:val="24"/>
-                <w:szCs w:val="24"/>
-              </w:rPr>
-              <w:t>Backend</w:t>
-            </w:r>
-            <w:proofErr w:type="spellEnd"/>
-            <w:r>
-              <w:rPr>
-                <w:rFonts w:ascii="Calibri" w:hAnsi="Calibri" w:cs="Calibri"/>
-                <w:sz w:val="24"/>
-                <w:szCs w:val="24"/>
-              </w:rPr>
-              <w:t xml:space="preserve"> (API)</w:t>
+              <w:t>Desarrollo Backend (API)</w:t>
             </w:r>
           </w:p>
         </w:tc>
@@ -23492,47 +22041,27 @@
                 <w:sz w:val="24"/>
                 <w:szCs w:val="24"/>
               </w:rPr>
-              <w:t xml:space="preserve">A3.1 Estructura Spring </w:t>
-            </w:r>
-            <w:proofErr w:type="spellStart"/>
-            <w:r>
-              <w:rPr>
-                <w:rFonts w:ascii="Calibri" w:hAnsi="Calibri" w:cs="Calibri"/>
-                <w:sz w:val="24"/>
-                <w:szCs w:val="24"/>
-              </w:rPr>
-              <w:t>Boot</w:t>
-            </w:r>
-            <w:proofErr w:type="spellEnd"/>
-          </w:p>
-          <w:p>
-            <w:pPr>
-              <w:spacing w:line="360" w:lineRule="auto"/>
-              <w:jc w:val="both"/>
-              <w:rPr>
-                <w:rFonts w:ascii="Calibri" w:hAnsi="Calibri" w:cs="Calibri"/>
-                <w:sz w:val="24"/>
-                <w:szCs w:val="24"/>
-              </w:rPr>
-            </w:pPr>
-            <w:r>
-              <w:rPr>
-                <w:rFonts w:ascii="Calibri" w:hAnsi="Calibri" w:cs="Calibri"/>
-                <w:sz w:val="24"/>
-                <w:szCs w:val="24"/>
-              </w:rPr>
-              <w:t xml:space="preserve"> A3.2 </w:t>
-            </w:r>
-            <w:proofErr w:type="spellStart"/>
-            <w:r>
-              <w:rPr>
-                <w:rFonts w:ascii="Calibri" w:hAnsi="Calibri" w:cs="Calibri"/>
-                <w:sz w:val="24"/>
-                <w:szCs w:val="24"/>
-              </w:rPr>
-              <w:t>Endpoints</w:t>
-            </w:r>
-            <w:proofErr w:type="spellEnd"/>
+              <w:t>A3.1 Estructura Spring Boot</w:t>
+            </w:r>
+          </w:p>
+          <w:p>
+            <w:pPr>
+              <w:spacing w:line="360" w:lineRule="auto"/>
+              <w:jc w:val="both"/>
+              <w:rPr>
+                <w:rFonts w:ascii="Calibri" w:hAnsi="Calibri" w:cs="Calibri"/>
+                <w:sz w:val="24"/>
+                <w:szCs w:val="24"/>
+              </w:rPr>
+            </w:pPr>
+            <w:r>
+              <w:rPr>
+                <w:rFonts w:ascii="Calibri" w:hAnsi="Calibri" w:cs="Calibri"/>
+                <w:sz w:val="24"/>
+                <w:szCs w:val="24"/>
+              </w:rPr>
+              <w:t xml:space="preserve"> A3.2 Endpoints</w:t>
+            </w:r>
           </w:p>
           <w:p>
             <w:pPr>
@@ -24023,25 +22552,7 @@
                 <w:sz w:val="24"/>
                 <w:szCs w:val="24"/>
               </w:rPr>
-              <w:t xml:space="preserve"> A7.2 </w:t>
-            </w:r>
-            <w:proofErr w:type="spellStart"/>
-            <w:r>
-              <w:rPr>
-                <w:rFonts w:ascii="Calibri" w:hAnsi="Calibri" w:cs="Calibri"/>
-                <w:sz w:val="24"/>
-                <w:szCs w:val="24"/>
-              </w:rPr>
-              <w:t>Deploy</w:t>
-            </w:r>
-            <w:proofErr w:type="spellEnd"/>
-            <w:r>
-              <w:rPr>
-                <w:rFonts w:ascii="Calibri" w:hAnsi="Calibri" w:cs="Calibri"/>
-                <w:sz w:val="24"/>
-                <w:szCs w:val="24"/>
-              </w:rPr>
-              <w:t xml:space="preserve"> API</w:t>
+              <w:t xml:space="preserve"> A7.2 Deploy API</w:t>
             </w:r>
           </w:p>
           <w:p>
@@ -24386,6 +22897,7 @@
       </w:r>
       <w:bookmarkEnd w:id="33"/>
     </w:p>
+    <w:bookmarkEnd w:id="34"/>
     <w:p>
       <w:pPr>
         <w:pStyle w:val="NormalWeb"/>
@@ -24396,9 +22908,6 @@
           <w:u w:val="single"/>
         </w:rPr>
       </w:pPr>
-      <w:bookmarkStart w:id="35" w:name="_GoBack"/>
-      <w:bookmarkEnd w:id="34"/>
-      <w:bookmarkEnd w:id="35"/>
     </w:p>
     <w:p>
       <w:pPr>
@@ -24411,7 +22920,7 @@
           <w:u w:val="single"/>
         </w:rPr>
       </w:pPr>
-      <w:bookmarkStart w:id="36" w:name="ides"/>
+      <w:bookmarkStart w:id="35" w:name="ides"/>
       <w:r>
         <w:rPr>
           <w:rFonts w:ascii="Calibri" w:hAnsi="Calibri" w:cs="Calibri"/>
@@ -24422,7 +22931,7 @@
         <w:t>IDES UTILIZADOS</w:t>
       </w:r>
     </w:p>
-    <w:bookmarkEnd w:id="36"/>
+    <w:bookmarkEnd w:id="35"/>
     <w:p>
       <w:pPr>
         <w:spacing w:line="360" w:lineRule="auto"/>
@@ -24509,23 +23018,13 @@
           <w:szCs w:val="24"/>
         </w:rPr>
       </w:pPr>
-      <w:proofErr w:type="spellStart"/>
-      <w:r>
-        <w:rPr>
-          <w:rFonts w:ascii="Calibri" w:hAnsi="Calibri" w:cs="Calibri"/>
-          <w:sz w:val="24"/>
-          <w:szCs w:val="24"/>
-        </w:rPr>
-        <w:t>IntelliJ</w:t>
-      </w:r>
-      <w:proofErr w:type="spellEnd"/>
-      <w:r>
-        <w:rPr>
-          <w:rFonts w:ascii="Calibri" w:hAnsi="Calibri" w:cs="Calibri"/>
-          <w:sz w:val="24"/>
-          <w:szCs w:val="24"/>
-        </w:rPr>
-        <w:t xml:space="preserve"> IDEA</w:t>
+      <w:r>
+        <w:rPr>
+          <w:rFonts w:ascii="Calibri" w:hAnsi="Calibri" w:cs="Calibri"/>
+          <w:sz w:val="24"/>
+          <w:szCs w:val="24"/>
+        </w:rPr>
+        <w:t>IntelliJ IDEA</w:t>
       </w:r>
     </w:p>
     <w:p>
@@ -24545,25 +23044,7 @@
           <w:sz w:val="24"/>
           <w:szCs w:val="24"/>
         </w:rPr>
-        <w:t xml:space="preserve">IDE especializado para desarrollos en Java entre otros, utilizado por compatibilidad nativa con Java y </w:t>
-      </w:r>
-      <w:proofErr w:type="spellStart"/>
-      <w:r>
-        <w:rPr>
-          <w:rFonts w:ascii="Calibri" w:hAnsi="Calibri" w:cs="Calibri"/>
-          <w:sz w:val="24"/>
-          <w:szCs w:val="24"/>
-        </w:rPr>
-        <w:t>SpringBoot</w:t>
-      </w:r>
-      <w:proofErr w:type="spellEnd"/>
-      <w:r>
-        <w:rPr>
-          <w:rFonts w:ascii="Calibri" w:hAnsi="Calibri" w:cs="Calibri"/>
-          <w:sz w:val="24"/>
-          <w:szCs w:val="24"/>
-        </w:rPr>
-        <w:t>, ofrece herramientas avanzadas como autocompletado inteligente, análisis de código, depuración integrada, gestión de dependencias…</w:t>
+        <w:t>IDE especializado para desarrollos en Java entre otros, utilizado por compatibilidad nativa con Java y SpringBoot, ofrece herramientas avanzadas como autocompletado inteligente, análisis de código, depuración integrada, gestión de dependencias…</w:t>
       </w:r>
     </w:p>
     <w:p>
@@ -24701,25 +23182,7 @@
           <w:sz w:val="24"/>
           <w:szCs w:val="24"/>
         </w:rPr>
-        <w:t xml:space="preserve"> ideal para C# y .Net, permitiendo utilizarlos para desarrollo de aplicaciones de escritorio y API </w:t>
-      </w:r>
-      <w:proofErr w:type="spellStart"/>
-      <w:r>
-        <w:rPr>
-          <w:rFonts w:ascii="Calibri" w:hAnsi="Calibri" w:cs="Calibri"/>
-          <w:sz w:val="24"/>
-          <w:szCs w:val="24"/>
-        </w:rPr>
-        <w:t>Rest</w:t>
-      </w:r>
-      <w:proofErr w:type="spellEnd"/>
-      <w:r>
-        <w:rPr>
-          <w:rFonts w:ascii="Calibri" w:hAnsi="Calibri" w:cs="Calibri"/>
-          <w:sz w:val="24"/>
-          <w:szCs w:val="24"/>
-        </w:rPr>
-        <w:t xml:space="preserve"> de forma eficiente, además de ser intuitivo para el desarrollo de interfaces.</w:t>
+        <w:t xml:space="preserve"> ideal para C# y .Net, permitiendo utilizarlos para desarrollo de aplicaciones de escritorio y API Rest de forma eficiente, además de ser intuitivo para el desarrollo de interfaces.</w:t>
       </w:r>
     </w:p>
     <w:p>
@@ -24841,18 +23304,8 @@
           <w:sz w:val="24"/>
           <w:szCs w:val="24"/>
         </w:rPr>
-        <w:t xml:space="preserve">IDE oficial para el desarrollo de aplicaciones Android, basado en </w:t>
-      </w:r>
-      <w:proofErr w:type="spellStart"/>
-      <w:r>
-        <w:rPr>
-          <w:rFonts w:ascii="Calibri" w:hAnsi="Calibri" w:cs="Calibri"/>
-          <w:sz w:val="24"/>
-          <w:szCs w:val="24"/>
-        </w:rPr>
-        <w:t>IntelliJ</w:t>
-      </w:r>
-      <w:proofErr w:type="spellEnd"/>
+        <w:t>IDE oficial para el desarrollo de aplicaciones Android, basado en IntelliJ</w:t>
+      </w:r>
       <w:r>
         <w:rPr>
           <w:rFonts w:ascii="Calibri" w:hAnsi="Calibri" w:cs="Calibri"/>
@@ -24939,7 +23392,7 @@
           <w:u w:val="single"/>
         </w:rPr>
       </w:pPr>
-      <w:bookmarkStart w:id="37" w:name="plataforma_impl"/>
+      <w:bookmarkStart w:id="36" w:name="plataforma_impl"/>
       <w:r>
         <w:rPr>
           <w:rFonts w:ascii="Calibri" w:hAnsi="Calibri" w:cs="Calibri"/>
@@ -25015,134 +23468,116 @@
         <w:t>PLATAFORMAS DE IMPLEMENTACIÓN</w:t>
       </w:r>
     </w:p>
+    <w:bookmarkEnd w:id="36"/>
+    <w:p>
+      <w:pPr>
+        <w:spacing w:line="360" w:lineRule="auto"/>
+        <w:jc w:val="both"/>
+        <w:rPr>
+          <w:rFonts w:ascii="Calibri" w:hAnsi="Calibri" w:cs="Calibri"/>
+          <w:sz w:val="24"/>
+          <w:szCs w:val="24"/>
+        </w:rPr>
+      </w:pPr>
+      <w:r>
+        <w:rPr>
+          <w:rFonts w:ascii="Calibri" w:hAnsi="Calibri" w:cs="Calibri"/>
+          <w:sz w:val="24"/>
+          <w:szCs w:val="24"/>
+        </w:rPr>
+        <w:t>Máquina virtual con Ubuntu Server</w:t>
+      </w:r>
+    </w:p>
+    <w:p>
+      <w:pPr>
+        <w:spacing w:line="360" w:lineRule="auto"/>
+        <w:ind w:left="360"/>
+        <w:jc w:val="both"/>
+        <w:rPr>
+          <w:rFonts w:ascii="Calibri" w:hAnsi="Calibri" w:cs="Calibri"/>
+          <w:sz w:val="24"/>
+          <w:szCs w:val="24"/>
+        </w:rPr>
+      </w:pPr>
+      <w:r>
+        <w:rPr>
+          <w:rFonts w:ascii="Calibri" w:hAnsi="Calibri" w:cs="Calibri"/>
+          <w:sz w:val="24"/>
+          <w:szCs w:val="24"/>
+        </w:rPr>
+        <w:t xml:space="preserve">Servidor simulado de S.O. Ubuntu Server de Linux, permite la </w:t>
+      </w:r>
+      <w:r>
+        <w:rPr>
+          <w:rFonts w:ascii="Calibri" w:hAnsi="Calibri" w:cs="Calibri"/>
+          <w:sz w:val="24"/>
+          <w:szCs w:val="24"/>
+        </w:rPr>
+        <w:t>instalación</w:t>
+      </w:r>
+      <w:r>
+        <w:rPr>
+          <w:rFonts w:ascii="Calibri" w:hAnsi="Calibri" w:cs="Calibri"/>
+          <w:sz w:val="24"/>
+          <w:szCs w:val="24"/>
+        </w:rPr>
+        <w:t xml:space="preserve"> para pruebas y desarrollo </w:t>
+      </w:r>
+      <w:r>
+        <w:rPr>
+          <w:rFonts w:ascii="Calibri" w:hAnsi="Calibri" w:cs="Calibri"/>
+          <w:sz w:val="24"/>
+          <w:szCs w:val="24"/>
+        </w:rPr>
+        <w:t>de servicios como Apache2 y MySql Server, facilitando pruebas de automatización de servicios y simulación de comportamiento de servidor real.</w:t>
+      </w:r>
+    </w:p>
+    <w:p>
+      <w:pPr>
+        <w:spacing w:line="360" w:lineRule="auto"/>
+        <w:jc w:val="both"/>
+        <w:rPr>
+          <w:rFonts w:ascii="Calibri" w:hAnsi="Calibri" w:cs="Calibri"/>
+          <w:sz w:val="24"/>
+          <w:szCs w:val="24"/>
+        </w:rPr>
+      </w:pPr>
+    </w:p>
+    <w:p>
+      <w:pPr>
+        <w:spacing w:line="360" w:lineRule="auto"/>
+        <w:jc w:val="both"/>
+        <w:rPr>
+          <w:rFonts w:ascii="Calibri" w:hAnsi="Calibri" w:cs="Calibri"/>
+          <w:sz w:val="24"/>
+          <w:szCs w:val="24"/>
+          <w:u w:val="single"/>
+        </w:rPr>
+      </w:pPr>
+    </w:p>
+    <w:p>
+      <w:pPr>
+        <w:spacing w:line="360" w:lineRule="auto"/>
+        <w:jc w:val="both"/>
+        <w:rPr>
+          <w:rFonts w:ascii="Calibri" w:hAnsi="Calibri" w:cs="Calibri"/>
+          <w:sz w:val="24"/>
+          <w:szCs w:val="24"/>
+          <w:u w:val="single"/>
+        </w:rPr>
+      </w:pPr>
+      <w:bookmarkStart w:id="37" w:name="lenguajes"/>
+      <w:r>
+        <w:rPr>
+          <w:rFonts w:ascii="Calibri" w:hAnsi="Calibri" w:cs="Calibri"/>
+          <w:sz w:val="24"/>
+          <w:szCs w:val="24"/>
+          <w:u w:val="single"/>
+        </w:rPr>
+        <w:t>LENGUAJES DE PROGRAMACIÓN</w:t>
+      </w:r>
+    </w:p>
     <w:bookmarkEnd w:id="37"/>
-    <w:p>
-      <w:pPr>
-        <w:spacing w:line="360" w:lineRule="auto"/>
-        <w:jc w:val="both"/>
-        <w:rPr>
-          <w:rFonts w:ascii="Calibri" w:hAnsi="Calibri" w:cs="Calibri"/>
-          <w:sz w:val="24"/>
-          <w:szCs w:val="24"/>
-        </w:rPr>
-      </w:pPr>
-      <w:r>
-        <w:rPr>
-          <w:rFonts w:ascii="Calibri" w:hAnsi="Calibri" w:cs="Calibri"/>
-          <w:sz w:val="24"/>
-          <w:szCs w:val="24"/>
-        </w:rPr>
-        <w:t>Máquina virtual con Ubuntu Server</w:t>
-      </w:r>
-    </w:p>
-    <w:p>
-      <w:pPr>
-        <w:spacing w:line="360" w:lineRule="auto"/>
-        <w:ind w:left="360"/>
-        <w:jc w:val="both"/>
-        <w:rPr>
-          <w:rFonts w:ascii="Calibri" w:hAnsi="Calibri" w:cs="Calibri"/>
-          <w:sz w:val="24"/>
-          <w:szCs w:val="24"/>
-        </w:rPr>
-      </w:pPr>
-      <w:r>
-        <w:rPr>
-          <w:rFonts w:ascii="Calibri" w:hAnsi="Calibri" w:cs="Calibri"/>
-          <w:sz w:val="24"/>
-          <w:szCs w:val="24"/>
-        </w:rPr>
-        <w:t xml:space="preserve">Servidor simulado de S.O. Ubuntu Server de Linux, permite la </w:t>
-      </w:r>
-      <w:r>
-        <w:rPr>
-          <w:rFonts w:ascii="Calibri" w:hAnsi="Calibri" w:cs="Calibri"/>
-          <w:sz w:val="24"/>
-          <w:szCs w:val="24"/>
-        </w:rPr>
-        <w:t>instalación</w:t>
-      </w:r>
-      <w:r>
-        <w:rPr>
-          <w:rFonts w:ascii="Calibri" w:hAnsi="Calibri" w:cs="Calibri"/>
-          <w:sz w:val="24"/>
-          <w:szCs w:val="24"/>
-        </w:rPr>
-        <w:t xml:space="preserve"> para pruebas y desarrollo </w:t>
-      </w:r>
-      <w:r>
-        <w:rPr>
-          <w:rFonts w:ascii="Calibri" w:hAnsi="Calibri" w:cs="Calibri"/>
-          <w:sz w:val="24"/>
-          <w:szCs w:val="24"/>
-        </w:rPr>
-        <w:t xml:space="preserve">de servicios como Apache2 y </w:t>
-      </w:r>
-      <w:proofErr w:type="spellStart"/>
-      <w:r>
-        <w:rPr>
-          <w:rFonts w:ascii="Calibri" w:hAnsi="Calibri" w:cs="Calibri"/>
-          <w:sz w:val="24"/>
-          <w:szCs w:val="24"/>
-        </w:rPr>
-        <w:t>MySql</w:t>
-      </w:r>
-      <w:proofErr w:type="spellEnd"/>
-      <w:r>
-        <w:rPr>
-          <w:rFonts w:ascii="Calibri" w:hAnsi="Calibri" w:cs="Calibri"/>
-          <w:sz w:val="24"/>
-          <w:szCs w:val="24"/>
-        </w:rPr>
-        <w:t xml:space="preserve"> Server, facilitando pruebas de automatización de servicios y simulación de comportamiento de servidor real.</w:t>
-      </w:r>
-    </w:p>
-    <w:p>
-      <w:pPr>
-        <w:spacing w:line="360" w:lineRule="auto"/>
-        <w:jc w:val="both"/>
-        <w:rPr>
-          <w:rFonts w:ascii="Calibri" w:hAnsi="Calibri" w:cs="Calibri"/>
-          <w:sz w:val="24"/>
-          <w:szCs w:val="24"/>
-        </w:rPr>
-      </w:pPr>
-    </w:p>
-    <w:p>
-      <w:pPr>
-        <w:spacing w:line="360" w:lineRule="auto"/>
-        <w:jc w:val="both"/>
-        <w:rPr>
-          <w:rFonts w:ascii="Calibri" w:hAnsi="Calibri" w:cs="Calibri"/>
-          <w:sz w:val="24"/>
-          <w:szCs w:val="24"/>
-          <w:u w:val="single"/>
-        </w:rPr>
-      </w:pPr>
-    </w:p>
-    <w:p>
-      <w:pPr>
-        <w:spacing w:line="360" w:lineRule="auto"/>
-        <w:jc w:val="both"/>
-        <w:rPr>
-          <w:rFonts w:ascii="Calibri" w:hAnsi="Calibri" w:cs="Calibri"/>
-          <w:sz w:val="24"/>
-          <w:szCs w:val="24"/>
-          <w:u w:val="single"/>
-        </w:rPr>
-      </w:pPr>
-      <w:bookmarkStart w:id="38" w:name="lenguajes"/>
-      <w:r>
-        <w:rPr>
-          <w:rFonts w:ascii="Calibri" w:hAnsi="Calibri" w:cs="Calibri"/>
-          <w:sz w:val="24"/>
-          <w:szCs w:val="24"/>
-          <w:u w:val="single"/>
-        </w:rPr>
-        <w:t>LENGUAJES DE PROGRAMACIÓN</w:t>
-      </w:r>
-    </w:p>
-    <w:bookmarkEnd w:id="38"/>
     <w:p>
       <w:pPr>
         <w:spacing w:line="360" w:lineRule="auto"/>
@@ -25285,43 +23720,7 @@
           <w:sz w:val="24"/>
           <w:szCs w:val="24"/>
         </w:rPr>
-        <w:t xml:space="preserve">con Spring </w:t>
-      </w:r>
-      <w:proofErr w:type="spellStart"/>
-      <w:r>
-        <w:rPr>
-          <w:rFonts w:ascii="Calibri" w:hAnsi="Calibri" w:cs="Calibri"/>
-          <w:sz w:val="24"/>
-          <w:szCs w:val="24"/>
-        </w:rPr>
-        <w:t>Boot</w:t>
-      </w:r>
-      <w:proofErr w:type="spellEnd"/>
-      <w:r>
-        <w:rPr>
-          <w:rFonts w:ascii="Calibri" w:hAnsi="Calibri" w:cs="Calibri"/>
-          <w:sz w:val="24"/>
-          <w:szCs w:val="24"/>
-        </w:rPr>
-        <w:t xml:space="preserve"> permite desarrollar servicios </w:t>
-      </w:r>
-      <w:proofErr w:type="spellStart"/>
-      <w:r>
-        <w:rPr>
-          <w:rFonts w:ascii="Calibri" w:hAnsi="Calibri" w:cs="Calibri"/>
-          <w:sz w:val="24"/>
-          <w:szCs w:val="24"/>
-        </w:rPr>
-        <w:t>backend</w:t>
-      </w:r>
-      <w:proofErr w:type="spellEnd"/>
-      <w:r>
-        <w:rPr>
-          <w:rFonts w:ascii="Calibri" w:hAnsi="Calibri" w:cs="Calibri"/>
-          <w:sz w:val="24"/>
-          <w:szCs w:val="24"/>
-        </w:rPr>
-        <w:t xml:space="preserve"> </w:t>
+        <w:t xml:space="preserve">con Spring Boot permite desarrollar servicios backend </w:t>
       </w:r>
       <w:r>
         <w:rPr>
@@ -25526,43 +23925,7 @@
           <w:sz w:val="24"/>
           <w:szCs w:val="24"/>
         </w:rPr>
-        <w:t xml:space="preserve">Lenguaje desarrollado por Microsoft, POO y muy </w:t>
-      </w:r>
-      <w:proofErr w:type="spellStart"/>
-      <w:r>
-        <w:rPr>
-          <w:rFonts w:ascii="Calibri" w:hAnsi="Calibri" w:cs="Calibri"/>
-          <w:sz w:val="24"/>
-          <w:szCs w:val="24"/>
-        </w:rPr>
-        <w:t>tipado</w:t>
-      </w:r>
-      <w:proofErr w:type="spellEnd"/>
-      <w:r>
-        <w:rPr>
-          <w:rFonts w:ascii="Calibri" w:hAnsi="Calibri" w:cs="Calibri"/>
-          <w:sz w:val="24"/>
-          <w:szCs w:val="24"/>
-        </w:rPr>
-        <w:t xml:space="preserve">, y perfecto para .Net. Muy utilizado para desarrollo de </w:t>
-      </w:r>
-      <w:proofErr w:type="spellStart"/>
-      <w:r>
-        <w:rPr>
-          <w:rFonts w:ascii="Calibri" w:hAnsi="Calibri" w:cs="Calibri"/>
-          <w:sz w:val="24"/>
-          <w:szCs w:val="24"/>
-        </w:rPr>
-        <w:t>APIs</w:t>
-      </w:r>
-      <w:proofErr w:type="spellEnd"/>
-      <w:r>
-        <w:rPr>
-          <w:rFonts w:ascii="Calibri" w:hAnsi="Calibri" w:cs="Calibri"/>
-          <w:sz w:val="24"/>
-          <w:szCs w:val="24"/>
-        </w:rPr>
-        <w:t xml:space="preserve"> y aplicaciones de escritorio.</w:t>
+        <w:t>Lenguaje desarrollado por Microsoft, POO y muy tipado, y perfecto para .Net. Muy utilizado para desarrollo de APIs y aplicaciones de escritorio.</w:t>
       </w:r>
       <w:r>
         <w:rPr>
@@ -25693,7 +24056,7 @@
           <w:u w:val="single"/>
         </w:rPr>
       </w:pPr>
-      <w:bookmarkStart w:id="39" w:name="frameworks"/>
+      <w:bookmarkStart w:id="38" w:name="frameworks"/>
       <w:r>
         <w:rPr>
           <w:rFonts w:ascii="Calibri" w:hAnsi="Calibri" w:cs="Calibri"/>
@@ -25705,7 +24068,7 @@
         <w:t>FRAMEWORKS</w:t>
       </w:r>
     </w:p>
-    <w:bookmarkEnd w:id="39"/>
+    <w:bookmarkEnd w:id="38"/>
     <w:p>
       <w:pPr>
         <w:spacing w:line="360" w:lineRule="auto"/>
@@ -25798,18 +24161,8 @@
           <w:sz w:val="24"/>
           <w:szCs w:val="24"/>
         </w:rPr>
-        <w:t xml:space="preserve">Spring </w:t>
-      </w:r>
-      <w:proofErr w:type="spellStart"/>
-      <w:r>
-        <w:rPr>
-          <w:rFonts w:ascii="Calibri" w:hAnsi="Calibri" w:cs="Calibri"/>
-          <w:sz w:val="24"/>
-          <w:szCs w:val="24"/>
-        </w:rPr>
-        <w:t>Boot</w:t>
-      </w:r>
-      <w:proofErr w:type="spellEnd"/>
+        <w:t>Spring Boot</w:t>
+      </w:r>
     </w:p>
     <w:p>
       <w:pPr>
@@ -25828,25 +24181,7 @@
           <w:sz w:val="24"/>
           <w:szCs w:val="24"/>
         </w:rPr>
-        <w:t xml:space="preserve">Framework Java para desarrollos de API REST, facilita la configuración y despliegue de servicios </w:t>
-      </w:r>
-      <w:proofErr w:type="spellStart"/>
-      <w:r>
-        <w:rPr>
-          <w:rFonts w:ascii="Calibri" w:hAnsi="Calibri" w:cs="Calibri"/>
-          <w:sz w:val="24"/>
-          <w:szCs w:val="24"/>
-        </w:rPr>
-        <w:t>backend</w:t>
-      </w:r>
-      <w:proofErr w:type="spellEnd"/>
-      <w:r>
-        <w:rPr>
-          <w:rFonts w:ascii="Calibri" w:hAnsi="Calibri" w:cs="Calibri"/>
-          <w:sz w:val="24"/>
-          <w:szCs w:val="24"/>
-        </w:rPr>
-        <w:t>, con seguridad, persistencia de datos y pruebas automáticas.</w:t>
+        <w:t>Framework Java para desarrollos de API REST, facilita la configuración y despliegue de servicios backend, con seguridad, persistencia de datos y pruebas automáticas.</w:t>
       </w:r>
       <w:r>
         <w:rPr>
@@ -26084,7 +24419,6 @@
           <w:szCs w:val="24"/>
         </w:rPr>
       </w:pPr>
-      <w:proofErr w:type="spellStart"/>
       <w:r>
         <w:rPr>
           <w:rFonts w:ascii="Calibri" w:hAnsi="Calibri" w:cs="Calibri"/>
@@ -26093,7 +24427,6 @@
         </w:rPr>
         <w:t>Gradle</w:t>
       </w:r>
-      <w:proofErr w:type="spellEnd"/>
     </w:p>
     <w:p>
       <w:pPr>
@@ -26120,25 +24453,7 @@
           <w:sz w:val="24"/>
           <w:szCs w:val="24"/>
         </w:rPr>
-        <w:t xml:space="preserve">ada en proyectos Java y Android, facilita la gestión de librerías, compilación de </w:t>
-      </w:r>
-      <w:proofErr w:type="spellStart"/>
-      <w:r>
-        <w:rPr>
-          <w:rFonts w:ascii="Calibri" w:hAnsi="Calibri" w:cs="Calibri"/>
-          <w:sz w:val="24"/>
-          <w:szCs w:val="24"/>
-        </w:rPr>
-        <w:t>codigoy</w:t>
-      </w:r>
-      <w:proofErr w:type="spellEnd"/>
-      <w:r>
-        <w:rPr>
-          <w:rFonts w:ascii="Calibri" w:hAnsi="Calibri" w:cs="Calibri"/>
-          <w:sz w:val="24"/>
-          <w:szCs w:val="24"/>
-        </w:rPr>
-        <w:t xml:space="preserve"> empaquetado de aplicaciones</w:t>
+        <w:t>ada en proyectos Java y Android, facilita la gestión de librerías, compilación de codigoy empaquetado de aplicaciones</w:t>
       </w:r>
       <w:r>
         <w:rPr>
@@ -26182,7 +24497,7 @@
           <w:u w:val="single"/>
         </w:rPr>
       </w:pPr>
-      <w:bookmarkStart w:id="40" w:name="bd"/>
+      <w:bookmarkStart w:id="39" w:name="bd"/>
       <w:r>
         <w:rPr>
           <w:rFonts w:ascii="Calibri" w:hAnsi="Calibri" w:cs="Calibri"/>
@@ -26193,7 +24508,7 @@
         <w:t>BASE DE DATOS</w:t>
       </w:r>
     </w:p>
-    <w:bookmarkEnd w:id="40"/>
+    <w:bookmarkEnd w:id="39"/>
     <w:p>
       <w:pPr>
         <w:spacing w:line="360" w:lineRule="auto"/>
@@ -26281,7 +24596,6 @@
           <w:szCs w:val="24"/>
         </w:rPr>
       </w:pPr>
-      <w:proofErr w:type="spellStart"/>
       <w:r>
         <w:rPr>
           <w:rFonts w:ascii="Calibri" w:hAnsi="Calibri" w:cs="Calibri"/>
@@ -26290,7 +24604,6 @@
         </w:rPr>
         <w:t>MySQL</w:t>
       </w:r>
-      <w:proofErr w:type="spellEnd"/>
     </w:p>
     <w:p>
       <w:pPr>
@@ -26383,25 +24696,7 @@
           <w:sz w:val="24"/>
           <w:szCs w:val="24"/>
         </w:rPr>
-        <w:t xml:space="preserve"> </w:t>
-      </w:r>
-      <w:proofErr w:type="spellStart"/>
-      <w:r>
-        <w:rPr>
-          <w:rFonts w:ascii="Calibri" w:hAnsi="Calibri" w:cs="Calibri"/>
-          <w:sz w:val="24"/>
-          <w:szCs w:val="24"/>
-        </w:rPr>
-        <w:t>Entity</w:t>
-      </w:r>
-      <w:proofErr w:type="spellEnd"/>
-      <w:r>
-        <w:rPr>
-          <w:rFonts w:ascii="Calibri" w:hAnsi="Calibri" w:cs="Calibri"/>
-          <w:sz w:val="24"/>
-          <w:szCs w:val="24"/>
-        </w:rPr>
-        <w:t xml:space="preserve"> Framework </w:t>
+        <w:t xml:space="preserve"> Entity Framework </w:t>
       </w:r>
       <w:r>
         <w:rPr>
@@ -26450,7 +24745,7 @@
           <w:u w:val="single"/>
         </w:rPr>
       </w:pPr>
-      <w:bookmarkStart w:id="41" w:name="versiones"/>
+      <w:bookmarkStart w:id="40" w:name="versiones"/>
       <w:r>
         <w:rPr>
           <w:rFonts w:ascii="Calibri" w:hAnsi="Calibri" w:cs="Calibri"/>
@@ -26462,7 +24757,7 @@
         <w:t>CONTROL DE VERSIONES</w:t>
       </w:r>
     </w:p>
-    <w:bookmarkEnd w:id="41"/>
+    <w:bookmarkEnd w:id="40"/>
     <w:p>
       <w:pPr>
         <w:spacing w:line="360" w:lineRule="auto"/>
@@ -26548,7 +24843,6 @@
           <w:szCs w:val="24"/>
         </w:rPr>
       </w:pPr>
-      <w:proofErr w:type="spellStart"/>
       <w:r>
         <w:rPr>
           <w:rFonts w:ascii="Calibri" w:hAnsi="Calibri" w:cs="Calibri"/>
@@ -26557,7 +24851,6 @@
         </w:rPr>
         <w:t>Git</w:t>
       </w:r>
-      <w:proofErr w:type="spellEnd"/>
     </w:p>
     <w:p>
       <w:pPr>
@@ -26612,7 +24905,7 @@
           <w:u w:val="single"/>
         </w:rPr>
       </w:pPr>
-      <w:bookmarkStart w:id="42" w:name="_Toc199863141"/>
+      <w:bookmarkStart w:id="41" w:name="_Toc199863141"/>
       <w:r>
         <w:rPr>
           <w:rFonts w:ascii="Calibri" w:hAnsi="Calibri" w:cs="Calibri"/>
@@ -26623,7 +24916,7 @@
         </w:rPr>
         <w:t>DESARROLLO</w:t>
       </w:r>
-      <w:bookmarkEnd w:id="42"/>
+      <w:bookmarkEnd w:id="41"/>
     </w:p>
     <w:p>
       <w:pPr>
@@ -26714,25 +25007,7 @@
           <w:sz w:val="24"/>
           <w:szCs w:val="24"/>
         </w:rPr>
-        <w:t xml:space="preserve">Integración con la API REST desarrollada en Java (Spring </w:t>
-      </w:r>
-      <w:proofErr w:type="spellStart"/>
-      <w:r>
-        <w:rPr>
-          <w:rFonts w:ascii="Calibri" w:hAnsi="Calibri" w:cs="Calibri"/>
-          <w:sz w:val="24"/>
-          <w:szCs w:val="24"/>
-        </w:rPr>
-        <w:t>Boot</w:t>
-      </w:r>
-      <w:proofErr w:type="spellEnd"/>
-      <w:r>
-        <w:rPr>
-          <w:rFonts w:ascii="Calibri" w:hAnsi="Calibri" w:cs="Calibri"/>
-          <w:sz w:val="24"/>
-          <w:szCs w:val="24"/>
-        </w:rPr>
-        <w:t>), mediante peticiones HTTP.</w:t>
+        <w:t>Integración con la API REST desarrollada en Java (Spring Boot), mediante peticiones HTTP.</w:t>
       </w:r>
     </w:p>
     <w:p>
@@ -28100,25 +26375,7 @@
           <w:szCs w:val="24"/>
         </w:rPr>
         <w:lastRenderedPageBreak/>
-        <w:t>Llamadas a la API (</w:t>
-      </w:r>
-      <w:proofErr w:type="spellStart"/>
-      <w:r>
-        <w:rPr>
-          <w:rFonts w:ascii="Calibri" w:hAnsi="Calibri" w:cs="Calibri"/>
-          <w:sz w:val="24"/>
-          <w:szCs w:val="24"/>
-        </w:rPr>
-        <w:t>ViewModels</w:t>
-      </w:r>
-      <w:proofErr w:type="spellEnd"/>
-      <w:r>
-        <w:rPr>
-          <w:rFonts w:ascii="Calibri" w:hAnsi="Calibri" w:cs="Calibri"/>
-          <w:sz w:val="24"/>
-          <w:szCs w:val="24"/>
-        </w:rPr>
-        <w:t>)</w:t>
+        <w:t>Llamadas a la API (ViewModels)</w:t>
       </w:r>
     </w:p>
     <w:p>
@@ -28241,7 +26498,6 @@
           <w:szCs w:val="24"/>
         </w:rPr>
       </w:pPr>
-      <w:proofErr w:type="spellStart"/>
       <w:r>
         <w:rPr>
           <w:rFonts w:ascii="Calibri" w:hAnsi="Calibri" w:cs="Calibri"/>
@@ -28251,7 +26507,6 @@
         <w:lastRenderedPageBreak/>
         <w:t>Navegacion</w:t>
       </w:r>
-      <w:proofErr w:type="spellEnd"/>
     </w:p>
     <w:p>
       <w:pPr>
@@ -29041,25 +27296,7 @@
                 <w:sz w:val="24"/>
                 <w:szCs w:val="24"/>
               </w:rPr>
-              <w:t xml:space="preserve">No estar </w:t>
-            </w:r>
-            <w:proofErr w:type="spellStart"/>
-            <w:r>
-              <w:rPr>
-                <w:rFonts w:ascii="Calibri" w:hAnsi="Calibri" w:cs="Calibri"/>
-                <w:sz w:val="24"/>
-                <w:szCs w:val="24"/>
-              </w:rPr>
-              <w:t>logueado</w:t>
-            </w:r>
-            <w:proofErr w:type="spellEnd"/>
-            <w:r>
-              <w:rPr>
-                <w:rFonts w:ascii="Calibri" w:hAnsi="Calibri" w:cs="Calibri"/>
-                <w:sz w:val="24"/>
-                <w:szCs w:val="24"/>
-              </w:rPr>
-              <w:t xml:space="preserve"> (acceso como invitado), y rellenar el formulario completo.</w:t>
+              <w:t>No estar logueado (acceso como invitado), y rellenar el formulario completo.</w:t>
             </w:r>
           </w:p>
         </w:tc>
@@ -29592,7 +27829,6 @@
                 <w:szCs w:val="24"/>
               </w:rPr>
             </w:pPr>
-            <w:proofErr w:type="spellStart"/>
             <w:r>
               <w:rPr>
                 <w:rFonts w:ascii="Calibri" w:hAnsi="Calibri" w:cs="Calibri"/>
@@ -29601,7 +27837,6 @@
               </w:rPr>
               <w:t>Admin</w:t>
             </w:r>
-            <w:proofErr w:type="spellEnd"/>
           </w:p>
         </w:tc>
       </w:tr>
@@ -29825,25 +28060,7 @@
                 <w:sz w:val="24"/>
                 <w:szCs w:val="24"/>
               </w:rPr>
-              <w:t xml:space="preserve">Estar </w:t>
-            </w:r>
-            <w:proofErr w:type="spellStart"/>
-            <w:r>
-              <w:rPr>
-                <w:rFonts w:ascii="Calibri" w:hAnsi="Calibri" w:cs="Calibri"/>
-                <w:sz w:val="24"/>
-                <w:szCs w:val="24"/>
-              </w:rPr>
-              <w:t>logueado</w:t>
-            </w:r>
-            <w:proofErr w:type="spellEnd"/>
-            <w:r>
-              <w:rPr>
-                <w:rFonts w:ascii="Calibri" w:hAnsi="Calibri" w:cs="Calibri"/>
-                <w:sz w:val="24"/>
-                <w:szCs w:val="24"/>
-              </w:rPr>
-              <w:t xml:space="preserve"> como profesor y tener cursos asignados.</w:t>
+              <w:t>Estar logueado como profesor y tener cursos asignados.</w:t>
             </w:r>
           </w:p>
         </w:tc>
@@ -29990,7 +28207,6 @@
                 <w:szCs w:val="24"/>
               </w:rPr>
             </w:pPr>
-            <w:proofErr w:type="spellStart"/>
             <w:r>
               <w:rPr>
                 <w:rFonts w:ascii="Calibri" w:hAnsi="Calibri" w:cs="Calibri"/>
@@ -29999,7 +28215,6 @@
               </w:rPr>
               <w:t>User</w:t>
             </w:r>
-            <w:proofErr w:type="spellEnd"/>
           </w:p>
         </w:tc>
       </w:tr>
@@ -30234,25 +28449,7 @@
                 <w:sz w:val="24"/>
                 <w:szCs w:val="24"/>
               </w:rPr>
-              <w:t xml:space="preserve">Estar </w:t>
-            </w:r>
-            <w:proofErr w:type="spellStart"/>
-            <w:r>
-              <w:rPr>
-                <w:rFonts w:ascii="Calibri" w:hAnsi="Calibri" w:cs="Calibri"/>
-                <w:sz w:val="24"/>
-                <w:szCs w:val="24"/>
-              </w:rPr>
-              <w:t>logueado</w:t>
-            </w:r>
-            <w:proofErr w:type="spellEnd"/>
-            <w:r>
-              <w:rPr>
-                <w:rFonts w:ascii="Calibri" w:hAnsi="Calibri" w:cs="Calibri"/>
-                <w:sz w:val="24"/>
-                <w:szCs w:val="24"/>
-              </w:rPr>
-              <w:t xml:space="preserve"> como profesor.</w:t>
+              <w:t>Estar logueado como profesor.</w:t>
             </w:r>
           </w:p>
         </w:tc>
@@ -30399,7 +28596,6 @@
                 <w:szCs w:val="24"/>
               </w:rPr>
             </w:pPr>
-            <w:proofErr w:type="spellStart"/>
             <w:r>
               <w:rPr>
                 <w:rFonts w:ascii="Calibri" w:hAnsi="Calibri" w:cs="Calibri"/>
@@ -30408,7 +28604,6 @@
               </w:rPr>
               <w:t>User</w:t>
             </w:r>
-            <w:proofErr w:type="spellEnd"/>
           </w:p>
         </w:tc>
       </w:tr>
@@ -30581,25 +28776,7 @@
                 <w:sz w:val="24"/>
                 <w:szCs w:val="24"/>
               </w:rPr>
-              <w:t xml:space="preserve">Un usuario no </w:t>
-            </w:r>
-            <w:proofErr w:type="spellStart"/>
-            <w:r>
-              <w:rPr>
-                <w:rFonts w:ascii="Calibri" w:hAnsi="Calibri" w:cs="Calibri"/>
-                <w:sz w:val="24"/>
-                <w:szCs w:val="24"/>
-              </w:rPr>
-              <w:t>logueado</w:t>
-            </w:r>
-            <w:proofErr w:type="spellEnd"/>
-            <w:r>
-              <w:rPr>
-                <w:rFonts w:ascii="Calibri" w:hAnsi="Calibri" w:cs="Calibri"/>
-                <w:sz w:val="24"/>
-                <w:szCs w:val="24"/>
-              </w:rPr>
-              <w:t xml:space="preserve"> debe poder ver la información de los cursos activos.</w:t>
+              <w:t>Un usuario no logueado debe poder ver la información de los cursos activos.</w:t>
             </w:r>
           </w:p>
         </w:tc>
@@ -32016,7 +30193,6 @@
                 <w:szCs w:val="24"/>
               </w:rPr>
             </w:pPr>
-            <w:proofErr w:type="spellStart"/>
             <w:r>
               <w:rPr>
                 <w:rFonts w:ascii="Calibri" w:hAnsi="Calibri" w:cs="Calibri"/>
@@ -32025,7 +30201,6 @@
               </w:rPr>
               <w:t>Admin</w:t>
             </w:r>
-            <w:proofErr w:type="spellEnd"/>
           </w:p>
         </w:tc>
       </w:tr>
@@ -32170,8 +30345,8 @@
           <w:szCs w:val="24"/>
         </w:rPr>
       </w:pPr>
-      <w:bookmarkStart w:id="43" w:name="economica"/>
-      <w:bookmarkStart w:id="44" w:name="_Toc199863143"/>
+      <w:bookmarkStart w:id="42" w:name="economica"/>
+      <w:bookmarkStart w:id="43" w:name="_Toc199863143"/>
     </w:p>
     <w:p>
       <w:pPr>
@@ -32237,8 +30412,8 @@
         </w:rPr>
         <w:t>MICA</w:t>
       </w:r>
+      <w:bookmarkEnd w:id="42"/>
       <w:bookmarkEnd w:id="43"/>
-      <w:bookmarkEnd w:id="44"/>
     </w:p>
     <w:p>
       <w:pPr>
@@ -32580,43 +30755,7 @@
                 <w:sz w:val="24"/>
                 <w:szCs w:val="24"/>
               </w:rPr>
-              <w:t xml:space="preserve">Incluye herramientas de desarrollo como </w:t>
-            </w:r>
-            <w:proofErr w:type="spellStart"/>
-            <w:r>
-              <w:rPr>
-                <w:rFonts w:ascii="Calibri" w:hAnsi="Calibri" w:cs="Calibri"/>
-                <w:sz w:val="24"/>
-                <w:szCs w:val="24"/>
-              </w:rPr>
-              <w:t>IntelliJ</w:t>
-            </w:r>
-            <w:proofErr w:type="spellEnd"/>
-            <w:r>
-              <w:rPr>
-                <w:rFonts w:ascii="Calibri" w:hAnsi="Calibri" w:cs="Calibri"/>
-                <w:sz w:val="24"/>
-                <w:szCs w:val="24"/>
-              </w:rPr>
-              <w:t xml:space="preserve">, Visual Studio y </w:t>
-            </w:r>
-            <w:proofErr w:type="spellStart"/>
-            <w:r>
-              <w:rPr>
-                <w:rFonts w:ascii="Calibri" w:hAnsi="Calibri" w:cs="Calibri"/>
-                <w:sz w:val="24"/>
-                <w:szCs w:val="24"/>
-              </w:rPr>
-              <w:t>APIs</w:t>
-            </w:r>
-            <w:proofErr w:type="spellEnd"/>
-            <w:r>
-              <w:rPr>
-                <w:rFonts w:ascii="Calibri" w:hAnsi="Calibri" w:cs="Calibri"/>
-                <w:sz w:val="24"/>
-                <w:szCs w:val="24"/>
-              </w:rPr>
-              <w:t xml:space="preserve"> externas con planes de pago.</w:t>
+              <w:t>Incluye herramientas de desarrollo como IntelliJ, Visual Studio y APIs externas con planes de pago.</w:t>
             </w:r>
           </w:p>
         </w:tc>
@@ -33986,43 +32125,7 @@
                 <w:sz w:val="24"/>
                 <w:szCs w:val="24"/>
               </w:rPr>
-              <w:t xml:space="preserve">Desarrollo del </w:t>
-            </w:r>
-            <w:proofErr w:type="spellStart"/>
-            <w:r>
-              <w:rPr>
-                <w:rFonts w:ascii="Calibri" w:hAnsi="Calibri" w:cs="Calibri"/>
-                <w:sz w:val="24"/>
-                <w:szCs w:val="24"/>
-              </w:rPr>
-              <w:t>backend</w:t>
-            </w:r>
-            <w:proofErr w:type="spellEnd"/>
-            <w:r>
-              <w:rPr>
-                <w:rFonts w:ascii="Calibri" w:hAnsi="Calibri" w:cs="Calibri"/>
-                <w:sz w:val="24"/>
-                <w:szCs w:val="24"/>
-              </w:rPr>
-              <w:t xml:space="preserve"> en Java con Spring </w:t>
-            </w:r>
-            <w:proofErr w:type="spellStart"/>
-            <w:r>
-              <w:rPr>
-                <w:rFonts w:ascii="Calibri" w:hAnsi="Calibri" w:cs="Calibri"/>
-                <w:sz w:val="24"/>
-                <w:szCs w:val="24"/>
-              </w:rPr>
-              <w:t>Boot</w:t>
-            </w:r>
-            <w:proofErr w:type="spellEnd"/>
-            <w:r>
-              <w:rPr>
-                <w:rFonts w:ascii="Calibri" w:hAnsi="Calibri" w:cs="Calibri"/>
-                <w:sz w:val="24"/>
-                <w:szCs w:val="24"/>
-              </w:rPr>
-              <w:t>.</w:t>
+              <w:t>Desarrollo del backend en Java con Spring Boot.</w:t>
             </w:r>
           </w:p>
         </w:tc>
@@ -35079,18 +33182,8 @@
                 <w:sz w:val="24"/>
                 <w:szCs w:val="24"/>
               </w:rPr>
-              <w:t xml:space="preserve">Programador </w:t>
-            </w:r>
-            <w:proofErr w:type="spellStart"/>
-            <w:r>
-              <w:rPr>
-                <w:rFonts w:ascii="Calibri" w:hAnsi="Calibri" w:cs="Calibri"/>
-                <w:sz w:val="24"/>
-                <w:szCs w:val="24"/>
-              </w:rPr>
-              <w:t>Jr</w:t>
-            </w:r>
-            <w:proofErr w:type="spellEnd"/>
+              <w:t>Programador Jr</w:t>
+            </w:r>
           </w:p>
         </w:tc>
         <w:tc>
@@ -37024,8 +35117,8 @@
           <w:u w:val="single"/>
         </w:rPr>
       </w:pPr>
-      <w:bookmarkStart w:id="45" w:name="_Toc199863144"/>
-      <w:bookmarkStart w:id="46" w:name="CONCLUSION"/>
+      <w:bookmarkStart w:id="44" w:name="_Toc199863144"/>
+      <w:bookmarkStart w:id="45" w:name="CONCLUSION"/>
       <w:r>
         <w:rPr>
           <w:rFonts w:ascii="Calibri" w:hAnsi="Calibri" w:cs="Calibri"/>
@@ -37037,7 +35130,7 @@
         <w:lastRenderedPageBreak/>
         <w:t>CONCLUSIÓN</w:t>
       </w:r>
-      <w:bookmarkEnd w:id="45"/>
+      <w:bookmarkEnd w:id="44"/>
     </w:p>
     <w:p>
       <w:pPr>
@@ -37107,7 +35200,7 @@
         </w:rPr>
         <w:t xml:space="preserve"> amplia del sector del desarrollo de software</w:t>
       </w:r>
-      <w:bookmarkEnd w:id="46"/>
+      <w:bookmarkEnd w:id="45"/>
       <w:r>
         <w:rPr>
           <w:rFonts w:ascii="Calibri" w:hAnsi="Calibri" w:cs="Calibri"/>
@@ -37271,9 +35364,81 @@
         </w:rPr>
       </w:pPr>
     </w:p>
+    <w:p>
+      <w:pPr>
+        <w:tabs>
+          <w:tab w:val="left" w:pos="1532"/>
+        </w:tabs>
+        <w:spacing w:line="360" w:lineRule="auto"/>
+        <w:jc w:val="both"/>
+        <w:rPr>
+          <w:rFonts w:ascii="Calibri" w:hAnsi="Calibri" w:cs="Calibri"/>
+          <w:sz w:val="24"/>
+          <w:szCs w:val="24"/>
+          <w:u w:val="single"/>
+        </w:rPr>
+      </w:pPr>
+    </w:p>
+    <w:p>
+      <w:pPr>
+        <w:tabs>
+          <w:tab w:val="left" w:pos="1532"/>
+        </w:tabs>
+        <w:spacing w:line="360" w:lineRule="auto"/>
+        <w:jc w:val="both"/>
+        <w:rPr>
+          <w:rFonts w:ascii="Calibri" w:hAnsi="Calibri" w:cs="Calibri"/>
+          <w:sz w:val="24"/>
+          <w:szCs w:val="24"/>
+        </w:rPr>
+      </w:pPr>
+      <w:r>
+        <w:rPr>
+          <w:rFonts w:ascii="Calibri" w:hAnsi="Calibri" w:cs="Calibri"/>
+          <w:sz w:val="24"/>
+          <w:szCs w:val="24"/>
+        </w:rPr>
+        <w:t>Enlace a repositorio Git</w:t>
+      </w:r>
+      <w:r>
+        <w:rPr>
+          <w:rFonts w:ascii="Calibri" w:hAnsi="Calibri" w:cs="Calibri"/>
+          <w:sz w:val="24"/>
+          <w:szCs w:val="24"/>
+        </w:rPr>
+        <w:t xml:space="preserve">: </w:t>
+      </w:r>
+      <w:hyperlink r:id="rId89" w:history="1">
+        <w:r>
+          <w:rPr>
+            <w:rStyle w:val="Hipervnculo"/>
+            <w:rFonts w:ascii="Calibri" w:hAnsi="Calibri" w:cs="Calibri"/>
+            <w:sz w:val="24"/>
+            <w:szCs w:val="24"/>
+          </w:rPr>
+          <w:t>https://github.com/ethanfr94/AcademyGestor.git</w:t>
+        </w:r>
+      </w:hyperlink>
+    </w:p>
+    <w:p>
+      <w:pPr>
+        <w:tabs>
+          <w:tab w:val="left" w:pos="1532"/>
+        </w:tabs>
+        <w:spacing w:line="360" w:lineRule="auto"/>
+        <w:jc w:val="both"/>
+        <w:rPr>
+          <w:rFonts w:ascii="Calibri" w:hAnsi="Calibri" w:cs="Calibri"/>
+          <w:sz w:val="24"/>
+          <w:szCs w:val="24"/>
+        </w:rPr>
+      </w:pPr>
+      <w:bookmarkStart w:id="46" w:name="_GoBack"/>
+      <w:bookmarkEnd w:id="46"/>
+    </w:p>
     <w:sectPr>
-      <w:headerReference w:type="default" r:id="rId89"/>
-      <w:footerReference w:type="default" r:id="rId90"/>
+      <w:headerReference w:type="default" r:id="rId90"/>
+      <w:footerReference w:type="default" r:id="rId91"/>
       <w:pgSz w:w="11906" w:h="16838"/>
       <w:pgMar w:top="1417" w:right="1701" w:bottom="1417" w:left="1701" w:header="708" w:footer="708" w:gutter="0"/>
       <w:pgNumType w:start="0"/>
@@ -37417,7 +35582,7 @@
                               <w:sz w:val="44"/>
                               <w:szCs w:val="44"/>
                             </w:rPr>
-                            <w:t>69</w:t>
+                            <w:t>67</w:t>
                           </w:r>
                           <w:r>
                             <w:rPr>
@@ -37487,7 +35652,7 @@
                         <w:sz w:val="44"/>
                         <w:szCs w:val="44"/>
                       </w:rPr>
-                      <w:t>69</w:t>
+                      <w:t>67</w:t>
                     </w:r>
                     <w:r>
                       <w:rPr>
@@ -41368,7 +39533,7 @@
 </file>
 
 <file path=customXml/itemProps1.xml><?xml version="1.0" encoding="utf-8"?>
-<ds:datastoreItem xmlns:ds="http://schemas.openxmlformats.org/officeDocument/2006/customXml" ds:itemID="{910ABEF5-57A4-4A16-93B9-C80FCCFA531A}">
+<ds:datastoreItem xmlns:ds="http://schemas.openxmlformats.org/officeDocument/2006/customXml" ds:itemID="{7DD5B719-656B-4F38-AE29-1FF6A90CBD62}">
   <ds:schemaRefs>
     <ds:schemaRef ds:uri="http://schemas.openxmlformats.org/officeDocument/2006/bibliography"/>
   </ds:schemaRefs>
